--- a/data/outputs/v2/Physics/SS4.1_Greenhouse_Effect_and_Climate_Change/Physics_Greenhouse_Effect_and_Climate_Change_FinalExplanation.docx
+++ b/data/outputs/v2/Physics/SS4.1_Greenhouse_Effect_and_Climate_Change/Physics_Greenhouse_Effect_and_Climate_Change_FinalExplanation.docx
@@ -38,6 +38,177 @@
           <w:szCs w:val="22"/>
         </w:rPr>
         <w:t xml:space="preserve">Student Assessment Document</w:t>
+      </w:r>
+    </w:p>
+    <w:p>
+      <w:pPr>
+        <w:spacing w:after="80" w:before="120"/>
+      </w:pPr>
+      <w:r>
+        <w:rPr>
+          <w:rFonts w:ascii="Arial" w:cs="Arial" w:eastAsia="Arial" w:hAnsi="Arial"/>
+          <w:b/>
+          <w:bCs/>
+          <w:color w:val="1F3864"/>
+          <w:sz w:val="20"/>
+          <w:szCs w:val="20"/>
+        </w:rPr>
+        <w:t xml:space="preserve">ATTRIBUTION AND LICENSING</w:t>
+      </w:r>
+    </w:p>
+    <w:p>
+      <w:pPr>
+        <w:spacing w:after="60" w:before="0"/>
+      </w:pPr>
+      <w:r>
+        <w:rPr>
+          <w:rFonts w:ascii="Arial" w:cs="Arial" w:eastAsia="Arial" w:hAnsi="Arial"/>
+          <w:b/>
+          <w:bCs/>
+          <w:sz w:val="17"/>
+          <w:szCs w:val="17"/>
+        </w:rPr>
+        <w:t xml:space="preserve">Curriculum Alignment: </w:t>
+      </w:r>
+      <w:r>
+        <w:rPr>
+          <w:rFonts w:ascii="Arial" w:cs="Arial" w:eastAsia="Arial" w:hAnsi="Arial"/>
+          <w:sz w:val="17"/>
+          <w:szCs w:val="17"/>
+        </w:rPr>
+        <w:t xml:space="preserve">Structured in pedagogical alignment with the competence-based curriculum format and learning outcomes established by the Kenya Institute of Curriculum Development (KICD). This material is independently developed and is not officially endorsed or published by KICD.</w:t>
+      </w:r>
+    </w:p>
+    <w:p>
+      <w:pPr>
+        <w:spacing w:after="60" w:before="0"/>
+      </w:pPr>
+      <w:r>
+        <w:rPr>
+          <w:rFonts w:ascii="Arial" w:cs="Arial" w:eastAsia="Arial" w:hAnsi="Arial"/>
+          <w:b/>
+          <w:bCs/>
+          <w:sz w:val="17"/>
+          <w:szCs w:val="17"/>
+        </w:rPr>
+        <w:t xml:space="preserve">Content &amp; Pedagogy: </w:t>
+      </w:r>
+      <w:r>
+        <w:rPr>
+          <w:rFonts w:ascii="Arial" w:cs="Arial" w:eastAsia="Arial" w:hAnsi="Arial"/>
+          <w:sz w:val="17"/>
+          <w:szCs w:val="17"/>
+        </w:rPr>
+        <w:t xml:space="preserve">Developed and adapted by the educator team at SeaVuria (registered 501(c)(3) in the United States and registered NGO in Kenya, No. 872-850A-BF11), who designed the pedagogical framework, lesson templates and exemplar lessons on which this material is based.</w:t>
+      </w:r>
+    </w:p>
+    <w:p>
+      <w:pPr>
+        <w:spacing w:after="60" w:before="0"/>
+      </w:pPr>
+      <w:r>
+        <w:rPr>
+          <w:rFonts w:ascii="Arial" w:cs="Arial" w:eastAsia="Arial" w:hAnsi="Arial"/>
+          <w:b/>
+          <w:bCs/>
+          <w:sz w:val="17"/>
+          <w:szCs w:val="17"/>
+        </w:rPr>
+        <w:t xml:space="preserve">Production &amp; Layout: </w:t>
+      </w:r>
+      <w:r>
+        <w:rPr>
+          <w:rFonts w:ascii="Arial" w:cs="Arial" w:eastAsia="Arial" w:hAnsi="Arial"/>
+          <w:sz w:val="17"/>
+          <w:szCs w:val="17"/>
+        </w:rPr>
+        <w:t xml:space="preserve">Educational design and curriculum sequencing by SeaVuria. Technical layout, structural formatting, and digital optimization/implementation executed in partnership with ARES Education (registered 501(c)(3) in the United States and Canada (as Afretech Aid) and registered NGO in Kenya), with lesson drafting and compilation assisted by AI (Claude, Anthropic).</w:t>
+      </w:r>
+    </w:p>
+    <w:p>
+      <w:pPr>
+        <w:pBdr>
+          <w:bottom w:val="single" w:color="1F3864" w:sz="6" w:space="6"/>
+        </w:pBdr>
+        <w:spacing w:after="60" w:before="0"/>
+      </w:pPr>
+      <w:r>
+        <w:rPr>
+          <w:rFonts w:ascii="Arial" w:cs="Arial" w:eastAsia="Arial" w:hAnsi="Arial"/>
+          <w:b/>
+          <w:bCs/>
+          <w:sz w:val="17"/>
+          <w:szCs w:val="17"/>
+        </w:rPr>
+        <w:t xml:space="preserve">Licensing &amp; Copyright: </w:t>
+      </w:r>
+      <w:r>
+        <w:rPr>
+          <w:rFonts w:ascii="Arial" w:cs="Arial" w:eastAsia="Arial" w:hAnsi="Arial"/>
+          <w:sz w:val="17"/>
+          <w:szCs w:val="17"/>
+        </w:rPr>
+        <w:t xml:space="preserve">© 2026 SeaVuria and ARES. This work is licensed under a </w:t>
+      </w:r>
+      <w:hyperlink w:history="1" r:id="rIdjbard8sjo_kuki7ebg6vw">
+        <w:r>
+          <w:rPr>
+            <w:rFonts w:ascii="Arial" w:cs="Arial" w:eastAsia="Arial" w:hAnsi="Arial"/>
+            <w:color w:val="1F6B75"/>
+            <w:sz w:val="17"/>
+            <w:szCs w:val="17"/>
+            <w:u w:val="single" w:color="1F6B75"/>
+          </w:rPr>
+          <w:t xml:space="preserve">Creative Commons Attribution-NonCommercial 4.0 International License</w:t>
+        </w:r>
+      </w:hyperlink>
+      <w:r>
+        <w:rPr>
+          <w:rFonts w:ascii="Arial" w:cs="Arial" w:eastAsia="Arial" w:hAnsi="Arial"/>
+          <w:sz w:val="17"/>
+          <w:szCs w:val="17"/>
+        </w:rPr>
+        <w:t xml:space="preserve"> (</w:t>
+      </w:r>
+      <w:hyperlink w:history="1" r:id="rIdxptmbcdcosdowo-z9_rym">
+        <w:r>
+          <w:rPr>
+            <w:rFonts w:ascii="Arial" w:cs="Arial" w:eastAsia="Arial" w:hAnsi="Arial"/>
+            <w:color w:val="1F6B75"/>
+            <w:sz w:val="17"/>
+            <w:szCs w:val="17"/>
+            <w:u w:val="single" w:color="1F6B75"/>
+          </w:rPr>
+          <w:t xml:space="preserve">CC BY-NC 4.0</w:t>
+        </w:r>
+      </w:hyperlink>
+      <w:r>
+        <w:rPr>
+          <w:rFonts w:ascii="Arial" w:cs="Arial" w:eastAsia="Arial" w:hAnsi="Arial"/>
+          <w:sz w:val="17"/>
+          <w:szCs w:val="17"/>
+        </w:rPr>
+        <w:t xml:space="preserve">). To view a copy of this license, visit </w:t>
+      </w:r>
+      <w:hyperlink w:history="1" r:id="rIdgr-jv98dji-lxaqfatmns">
+        <w:r>
+          <w:rPr>
+            <w:rFonts w:ascii="Arial" w:cs="Arial" w:eastAsia="Arial" w:hAnsi="Arial"/>
+            <w:color w:val="1F6B75"/>
+            <w:sz w:val="17"/>
+            <w:szCs w:val="17"/>
+            <w:u w:val="single" w:color="1F6B75"/>
+          </w:rPr>
+          <w:t xml:space="preserve">https://creativecommons.org/licenses/by-nc/4.0/</w:t>
+        </w:r>
+      </w:hyperlink>
+      <w:r>
+        <w:rPr>
+          <w:rFonts w:ascii="Arial" w:cs="Arial" w:eastAsia="Arial" w:hAnsi="Arial"/>
+          <w:sz w:val="17"/>
+          <w:szCs w:val="17"/>
+        </w:rPr>
+        <w:t xml:space="preserve">. You are free to copy, redistribute, and adapt this material in any medium or format, provided appropriate credit is given and the material is not used for commercial purposes. KICD learning outcomes and curriculum designations reproduced here for alignment purposes remain the property of KICD and are not covered by this license. Linked external resources (e.g. CK-12, Khan Academy, PhET) are subject to their own licenses.</w:t>
       </w:r>
     </w:p>
     <w:p>

--- a/data/outputs/v2/Physics/SS4.1_Greenhouse_Effect_and_Climate_Change/Physics_Greenhouse_Effect_and_Climate_Change_FinalExplanation.docx
+++ b/data/outputs/v2/Physics/SS4.1_Greenhouse_Effect_and_Climate_Change/Physics_Greenhouse_Effect_and_Climate_Change_FinalExplanation.docx
@@ -95,7 +95,7 @@
                 <w:sz w:val="22"/>
                 <w:szCs w:val="22"/>
               </w:rPr>
-              <w:t xml:space="preserve">FINAL EXPLANATION: PHYSICS GRADE 10 — SUB-STRAND 4.1: GREENHOUSE EFFECT AND CLIMATE CHANGE</w:t>
+              <w:t xml:space="preserve">FINAL EXPLANATION: PHYSICS GRADE 10: GREENHOUSE EFFECT AND CLIMATE CHANGE</w:t>
             </w:r>
           </w:p>
         </w:tc>
@@ -422,392 +422,7 @@
                 <w:sz w:val="18"/>
                 <w:szCs w:val="18"/>
               </w:rPr>
-              <w:t xml:space="preserve">WHAT IS THIS DOCUMENT?</w:t>
-            </w:r>
-          </w:p>
-          <w:p>
-            <w:pPr>
-              <w:spacing w:after="40" w:before="0"/>
-              <w:jc w:val="left"/>
-            </w:pPr>
-            <w:r>
-              <w:rPr>
-                <w:rFonts w:ascii="Arial" w:cs="Arial" w:eastAsia="Arial" w:hAnsi="Arial"/>
-                <w:b w:val="false"/>
-                <w:bCs w:val="false"/>
-                <w:i w:val="false"/>
-                <w:iCs w:val="false"/>
-                <w:color w:val="000000"/>
-                <w:sz w:val="18"/>
-                <w:szCs w:val="18"/>
-              </w:rPr>
-              <w:t xml:space="preserve">This is your Final Explanation guide. Over the past 7 lessons, you have investigated why Mount Kenya's Lewis Glacier is shrinking and why farmers in Embu County can no longer predict the long rains. Now it is time to bring all of your evidence, models, and reasoning together into one powerful, well-structured scientific explanation.</w:t>
-            </w:r>
-          </w:p>
-          <w:p>
-            <w:pPr>
-              <w:spacing w:after="40" w:before="0"/>
-              <w:jc w:val="left"/>
-            </w:pPr>
-            <w:r>
-              <w:rPr>
-                <w:rFonts w:ascii="Arial" w:cs="Arial" w:eastAsia="Arial" w:hAnsi="Arial"/>
-                <w:b w:val="false"/>
-                <w:bCs w:val="false"/>
-                <w:i w:val="false"/>
-                <w:iCs w:val="false"/>
-                <w:color w:val="000000"/>
-                <w:sz w:val="18"/>
-                <w:szCs w:val="18"/>
-              </w:rPr>
-              <w:t xml:space="preserve"/>
-            </w:r>
-          </w:p>
-          <w:p>
-            <w:pPr>
-              <w:spacing w:after="40" w:before="0"/>
-              <w:jc w:val="left"/>
-            </w:pPr>
-            <w:r>
-              <w:rPr>
-                <w:rFonts w:ascii="Arial" w:cs="Arial" w:eastAsia="Arial" w:hAnsi="Arial"/>
-                <w:b w:val="false"/>
-                <w:bCs w:val="false"/>
-                <w:i w:val="false"/>
-                <w:iCs w:val="false"/>
-                <w:color w:val="000000"/>
-                <w:sz w:val="18"/>
-                <w:szCs w:val="18"/>
-              </w:rPr>
-              <w:t xml:space="preserve">YOUR TASK:</w:t>
-            </w:r>
-          </w:p>
-          <w:p>
-            <w:pPr>
-              <w:spacing w:after="40" w:before="0"/>
-              <w:jc w:val="left"/>
-            </w:pPr>
-            <w:r>
-              <w:rPr>
-                <w:rFonts w:ascii="Arial" w:cs="Arial" w:eastAsia="Arial" w:hAnsi="Arial"/>
-                <w:b w:val="false"/>
-                <w:bCs w:val="false"/>
-                <w:i w:val="false"/>
-                <w:iCs w:val="false"/>
-                <w:color w:val="000000"/>
-                <w:sz w:val="18"/>
-                <w:szCs w:val="18"/>
-              </w:rPr>
-              <w:t xml:space="preserve">Write a full scientific explanation that answers the driving question:</w:t>
-            </w:r>
-          </w:p>
-          <w:p>
-            <w:pPr>
-              <w:spacing w:after="40" w:before="0"/>
-              <w:jc w:val="left"/>
-            </w:pPr>
-            <w:r>
-              <w:rPr>
-                <w:rFonts w:ascii="Arial" w:cs="Arial" w:eastAsia="Arial" w:hAnsi="Arial"/>
-                <w:b w:val="false"/>
-                <w:bCs w:val="false"/>
-                <w:i w:val="false"/>
-                <w:iCs w:val="false"/>
-                <w:color w:val="000000"/>
-                <w:sz w:val="18"/>
-                <w:szCs w:val="18"/>
-              </w:rPr>
-              <w:t xml:space="preserve">"Why are Mount Kenya's glaciers melting and Kenyan farmers' rains becoming unpredictable — and what can the physics of our atmosphere tell us about how to respond?"</w:t>
-            </w:r>
-          </w:p>
-          <w:p>
-            <w:pPr>
-              <w:spacing w:after="40" w:before="0"/>
-              <w:jc w:val="left"/>
-            </w:pPr>
-            <w:r>
-              <w:rPr>
-                <w:rFonts w:ascii="Arial" w:cs="Arial" w:eastAsia="Arial" w:hAnsi="Arial"/>
-                <w:b w:val="false"/>
-                <w:bCs w:val="false"/>
-                <w:i w:val="false"/>
-                <w:iCs w:val="false"/>
-                <w:color w:val="000000"/>
-                <w:sz w:val="18"/>
-                <w:szCs w:val="18"/>
-              </w:rPr>
-              <w:t xml:space="preserve"/>
-            </w:r>
-          </w:p>
-          <w:p>
-            <w:pPr>
-              <w:spacing w:after="40" w:before="0"/>
-              <w:jc w:val="left"/>
-            </w:pPr>
-            <w:r>
-              <w:rPr>
-                <w:rFonts w:ascii="Arial" w:cs="Arial" w:eastAsia="Arial" w:hAnsi="Arial"/>
-                <w:b w:val="false"/>
-                <w:bCs w:val="false"/>
-                <w:i w:val="false"/>
-                <w:iCs w:val="false"/>
-                <w:color w:val="000000"/>
-                <w:sz w:val="18"/>
-                <w:szCs w:val="18"/>
-              </w:rPr>
-              <w:t xml:space="preserve">HOW TO USE THIS DOCUMENT:</w:t>
-            </w:r>
-          </w:p>
-          <w:p>
-            <w:pPr>
-              <w:spacing w:after="30" w:before="0"/>
-              <w:ind w:left="360" w:hanging="180"/>
-              <w:jc w:val="left"/>
-            </w:pPr>
-            <w:r>
-              <w:rPr>
-                <w:rFonts w:ascii="Arial" w:cs="Arial" w:eastAsia="Arial" w:hAnsi="Arial"/>
-                <w:b w:val="false"/>
-                <w:bCs w:val="false"/>
-                <w:i w:val="false"/>
-                <w:iCs w:val="false"/>
-                <w:color w:val="000000"/>
-                <w:sz w:val="18"/>
-                <w:szCs w:val="18"/>
-              </w:rPr>
-              <w:t xml:space="preserve">–  Read each section prompt carefully before you write.</w:t>
-            </w:r>
-          </w:p>
-          <w:p>
-            <w:pPr>
-              <w:spacing w:after="30" w:before="0"/>
-              <w:ind w:left="360" w:hanging="180"/>
-              <w:jc w:val="left"/>
-            </w:pPr>
-            <w:r>
-              <w:rPr>
-                <w:rFonts w:ascii="Arial" w:cs="Arial" w:eastAsia="Arial" w:hAnsi="Arial"/>
-                <w:b w:val="false"/>
-                <w:bCs w:val="false"/>
-                <w:i w:val="false"/>
-                <w:iCs w:val="false"/>
-                <w:color w:val="000000"/>
-                <w:sz w:val="18"/>
-                <w:szCs w:val="18"/>
-              </w:rPr>
-              <w:t xml:space="preserve">–  Use the exemplar response in each section as a model — notice the scientific vocabulary, the use of evidence, and the way ideas are linked together.</w:t>
-            </w:r>
-          </w:p>
-          <w:p>
-            <w:pPr>
-              <w:spacing w:after="30" w:before="0"/>
-              <w:ind w:left="360" w:hanging="180"/>
-              <w:jc w:val="left"/>
-            </w:pPr>
-            <w:r>
-              <w:rPr>
-                <w:rFonts w:ascii="Arial" w:cs="Arial" w:eastAsia="Arial" w:hAnsi="Arial"/>
-                <w:b w:val="false"/>
-                <w:bCs w:val="false"/>
-                <w:i w:val="false"/>
-                <w:iCs w:val="false"/>
-                <w:color w:val="000000"/>
-                <w:sz w:val="18"/>
-                <w:szCs w:val="18"/>
-              </w:rPr>
-              <w:t xml:space="preserve">–  Your explanation must connect all the way from the physics of infrared radiation to the real-world changes happening on Mount Kenya and on farms across Kenya.</w:t>
-            </w:r>
-          </w:p>
-          <w:p>
-            <w:pPr>
-              <w:spacing w:after="30" w:before="0"/>
-              <w:ind w:left="360" w:hanging="180"/>
-              <w:jc w:val="left"/>
-            </w:pPr>
-            <w:r>
-              <w:rPr>
-                <w:rFonts w:ascii="Arial" w:cs="Arial" w:eastAsia="Arial" w:hAnsi="Arial"/>
-                <w:b w:val="false"/>
-                <w:bCs w:val="false"/>
-                <w:i w:val="false"/>
-                <w:iCs w:val="false"/>
-                <w:color w:val="000000"/>
-                <w:sz w:val="18"/>
-                <w:szCs w:val="18"/>
-              </w:rPr>
-              <w:t xml:space="preserve">–  Write in full sentences. Use the key terms from your lessons. Reference specific evidence you gathered — from the Lewis Glacier images, the Embu farmer testimony, your greenhouse gas simulations, and your energy-balance investigations.</w:t>
-            </w:r>
-          </w:p>
-          <w:p>
-            <w:pPr>
-              <w:spacing w:after="30" w:before="0"/>
-              <w:ind w:left="360" w:hanging="180"/>
-              <w:jc w:val="left"/>
-            </w:pPr>
-            <w:r>
-              <w:rPr>
-                <w:rFonts w:ascii="Arial" w:cs="Arial" w:eastAsia="Arial" w:hAnsi="Arial"/>
-                <w:b w:val="false"/>
-                <w:bCs w:val="false"/>
-                <w:i w:val="false"/>
-                <w:iCs w:val="false"/>
-                <w:color w:val="000000"/>
-                <w:sz w:val="18"/>
-                <w:szCs w:val="18"/>
-              </w:rPr>
-              <w:t xml:space="preserve">–  You are not copying the exemplar — you are using it as a standard to aim for and then writing your own original explanation.</w:t>
-            </w:r>
-          </w:p>
-          <w:p>
-            <w:pPr>
-              <w:spacing w:after="40" w:before="0"/>
-              <w:jc w:val="left"/>
-            </w:pPr>
-            <w:r>
-              <w:rPr>
-                <w:rFonts w:ascii="Arial" w:cs="Arial" w:eastAsia="Arial" w:hAnsi="Arial"/>
-                <w:b w:val="false"/>
-                <w:bCs w:val="false"/>
-                <w:i w:val="false"/>
-                <w:iCs w:val="false"/>
-                <w:color w:val="000000"/>
-                <w:sz w:val="18"/>
-                <w:szCs w:val="18"/>
-              </w:rPr>
-              <w:t xml:space="preserve"/>
-            </w:r>
-          </w:p>
-          <w:p>
-            <w:pPr>
-              <w:spacing w:after="40" w:before="0"/>
-              <w:jc w:val="left"/>
-            </w:pPr>
-            <w:r>
-              <w:rPr>
-                <w:rFonts w:ascii="Arial" w:cs="Arial" w:eastAsia="Arial" w:hAnsi="Arial"/>
-                <w:b w:val="false"/>
-                <w:bCs w:val="false"/>
-                <w:i w:val="false"/>
-                <w:iCs w:val="false"/>
-                <w:color w:val="000000"/>
-                <w:sz w:val="18"/>
-                <w:szCs w:val="18"/>
-              </w:rPr>
-              <w:t xml:space="preserve">KEY TERMS YOU SHOULD USE:</w:t>
-            </w:r>
-          </w:p>
-          <w:p>
-            <w:pPr>
-              <w:spacing w:after="40" w:before="0"/>
-              <w:jc w:val="left"/>
-            </w:pPr>
-            <w:r>
-              <w:rPr>
-                <w:rFonts w:ascii="Arial" w:cs="Arial" w:eastAsia="Arial" w:hAnsi="Arial"/>
-                <w:b w:val="false"/>
-                <w:bCs w:val="false"/>
-                <w:i w:val="false"/>
-                <w:iCs w:val="false"/>
-                <w:color w:val="000000"/>
-                <w:sz w:val="18"/>
-                <w:szCs w:val="18"/>
-              </w:rPr>
-              <w:t xml:space="preserve">electromagnetic radiation, infrared radiation, greenhouse gases, carbon dioxide (CO₂), methane (CH₄), water vapour, absorption, re-emission, energy balance, global mean surface temperature, glacier retreat, albedo, precipitation patterns, feedback loop, mitigation, adaptation</w:t>
-            </w:r>
-          </w:p>
-          <w:p>
-            <w:pPr>
-              <w:spacing w:after="40" w:before="0"/>
-              <w:jc w:val="left"/>
-            </w:pPr>
-            <w:r>
-              <w:rPr>
-                <w:rFonts w:ascii="Arial" w:cs="Arial" w:eastAsia="Arial" w:hAnsi="Arial"/>
-                <w:b w:val="false"/>
-                <w:bCs w:val="false"/>
-                <w:i w:val="false"/>
-                <w:iCs w:val="false"/>
-                <w:color w:val="000000"/>
-                <w:sz w:val="18"/>
-                <w:szCs w:val="18"/>
-              </w:rPr>
-              <w:t xml:space="preserve"/>
-            </w:r>
-          </w:p>
-          <w:p>
-            <w:pPr>
-              <w:spacing w:after="40" w:before="0"/>
-              <w:jc w:val="left"/>
-            </w:pPr>
-            <w:r>
-              <w:rPr>
-                <w:rFonts w:ascii="Arial" w:cs="Arial" w:eastAsia="Arial" w:hAnsi="Arial"/>
-                <w:b w:val="false"/>
-                <w:bCs w:val="false"/>
-                <w:i w:val="false"/>
-                <w:iCs w:val="false"/>
-                <w:color w:val="000000"/>
-                <w:sz w:val="18"/>
-                <w:szCs w:val="18"/>
-              </w:rPr>
-              <w:t xml:space="preserve">KICD LEARNING OUTCOMES THIS ADDRESSES:</w:t>
-            </w:r>
-          </w:p>
-          <w:p>
-            <w:pPr>
-              <w:spacing w:after="40" w:before="0"/>
-              <w:jc w:val="left"/>
-            </w:pPr>
-            <w:r>
-              <w:rPr>
-                <w:rFonts w:ascii="Arial" w:cs="Arial" w:eastAsia="Arial" w:hAnsi="Arial"/>
-                <w:b w:val="false"/>
-                <w:bCs w:val="false"/>
-                <w:i w:val="false"/>
-                <w:iCs w:val="false"/>
-                <w:color w:val="000000"/>
-                <w:sz w:val="18"/>
-                <w:szCs w:val="18"/>
-              </w:rPr>
-              <w:t xml:space="preserve">By completing this Final Explanation, you demonstrate that you can:</w:t>
-            </w:r>
-          </w:p>
-          <w:p>
-            <w:pPr>
-              <w:spacing w:after="40" w:before="0"/>
-              <w:jc w:val="left"/>
-            </w:pPr>
-            <w:r>
-              <w:rPr>
-                <w:rFonts w:ascii="Arial" w:cs="Arial" w:eastAsia="Arial" w:hAnsi="Arial"/>
-                <w:b w:val="false"/>
-                <w:bCs w:val="false"/>
-                <w:i w:val="false"/>
-                <w:iCs w:val="false"/>
-                <w:color w:val="000000"/>
-                <w:sz w:val="18"/>
-                <w:szCs w:val="18"/>
-              </w:rPr>
-              <w:t xml:space="preserve">1. Explain how the greenhouse effect influences global and local climates.</w:t>
-            </w:r>
-          </w:p>
-          <w:p>
-            <w:pPr>
-              <w:spacing w:after="40" w:before="0"/>
-              <w:jc w:val="left"/>
-            </w:pPr>
-            <w:r>
-              <w:rPr>
-                <w:rFonts w:ascii="Arial" w:cs="Arial" w:eastAsia="Arial" w:hAnsi="Arial"/>
-                <w:b w:val="false"/>
-                <w:bCs w:val="false"/>
-                <w:i w:val="false"/>
-                <w:iCs w:val="false"/>
-                <w:color w:val="000000"/>
-                <w:sz w:val="18"/>
-                <w:szCs w:val="18"/>
-              </w:rPr>
-              <w:t xml:space="preserve">2. Analyse the causes and effects of climate change and propose measures to address it.</w:t>
+              <w:t xml:space="preserve">This is your Final Explanation for the unit. Use everything you have learned in Lessons 1 to 7 to answer the Driving Question: Why are Mount Kenya's glaciers melting and Kenyan farmers' rains becoming unpredictable, and what can the physics of our atmosphere tell us about how to respond? Answer each section in your own words in the space under the prompt. Use evidence from the unit, such as the Lewis Glacier images and data, the testimony of James Muriithi from Embu County, the PhET simulation and the Keeling Curve. Where it helps, draw a labelled diagram. Write in full sentences and use the correct physics words: shortwave radiation, longwave infrared radiation, absorb, re-emit, back-radiation, greenhouse gas, natural greenhouse effect and enhanced greenhouse effect. Link each answer back to Mount Kenya and the long rains.</w:t>
             </w:r>
           </w:p>
         </w:tc>
@@ -835,14 +450,12 @@
         <w:tblLayout w:type="fixed"/>
       </w:tblPr>
       <w:tblGrid>
-        <w:gridCol w:w="3000"/>
-        <w:gridCol w:w="10680"/>
+        <w:gridCol w:w="13680"/>
       </w:tblGrid>
       <w:tr>
         <w:tc>
           <w:tcPr>
             <w:tcW w:type="dxa" w:w="13680"/>
-            <w:gridSpan w:val="2"/>
             <w:shd w:fill="1F3864" w:color="auto" w:val="clear"/>
             <w:tcMar>
               <w:top w:type="dxa" w:w="60"/>
@@ -868,15 +481,15 @@
                 <w:sz w:val="22"/>
                 <w:szCs w:val="22"/>
               </w:rPr>
-              <w:t xml:space="preserve">Section 1: The Physics of the Greenhouse Effect</w:t>
-            </w:r>
-          </w:p>
-        </w:tc>
-      </w:tr>
-      <w:tr>
-        <w:tc>
-          <w:tcPr>
-            <w:tcW w:type="dxa" w:w="3000"/>
+              <w:t xml:space="preserve">Part 1: What the Evidence Shows</w:t>
+            </w:r>
+          </w:p>
+        </w:tc>
+      </w:tr>
+      <w:tr>
+        <w:tc>
+          <w:tcPr>
+            <w:tcW w:type="dxa" w:w="13680"/>
             <w:shd w:fill="D9EEF1" w:color="auto" w:val="clear"/>
             <w:tcMar>
               <w:top w:type="dxa" w:w="60"/>
@@ -902,13 +515,18 @@
                 <w:sz w:val="18"/>
                 <w:szCs w:val="18"/>
               </w:rPr>
-              <w:t xml:space="preserve">Explain, using the physics of electromagnetic radiation and molecular absorption, how the greenhouse effect works. Your explanation should answer: What kinds of radiation does the Sun send to Earth? What happens to that energy at Earth's surface? How do greenhouse gas molecules interact with infrared radiation, and why does this warm the lower atmosphere? Use a step-by-step energy-flow argument.</w:t>
-            </w:r>
-          </w:p>
-        </w:tc>
-        <w:tc>
-          <w:tcPr>
-            <w:tcW w:type="dxa" w:w="10680"/>
+              <w:t xml:space="preserve">Look back at the anchoring phenomenon from Lesson 1 and the data you met later in the unit. (a) Describe two pieces of evidence, with numbers, showing that the Lewis Glacier on Mount Kenya has changed. (b) Describe what James Muriithi, the maize farmer in Embu County, reported about the long rains and his harvests. (c) Explain why it is puzzling that a glacier on a mountain and the rains on a farm hundreds of kilometres away are changing at the same time, and what you would need to know to decide whether one cause could be responsible for both.</w:t>
+            </w:r>
+          </w:p>
+        </w:tc>
+      </w:tr>
+      <w:tr>
+        <w:trPr>
+          <w:trHeight w:val="4200" w:hRule="atLeast"/>
+        </w:trPr>
+        <w:tc>
+          <w:tcPr>
+            <w:tcW w:type="dxa" w:w="13680"/>
             <w:shd w:fill="FFFFFF" w:color="auto" w:val="clear"/>
             <w:tcMar>
               <w:top w:type="dxa" w:w="60"/>
@@ -928,51 +546,13 @@
                 <w:rFonts w:ascii="Arial" w:cs="Arial" w:eastAsia="Arial" w:hAnsi="Arial"/>
                 <w:b w:val="false"/>
                 <w:bCs w:val="false"/>
-                <w:i w:val="false"/>
-                <w:iCs w:val="false"/>
-                <w:color w:val="000000"/>
-                <w:sz w:val="18"/>
-                <w:szCs w:val="18"/>
-              </w:rPr>
-              <w:t xml:space="preserve">The Sun emits energy across a wide spectrum of electromagnetic radiation, but most of the energy that reaches Earth's surface arrives as visible light and ultraviolet radiation, which have short wavelengths and high energy. When this radiation strikes Earth's surface — the volcanic rock and ice of Mount Kenya, the red soil of a maize farm in Embu, or the surface of Lake Victoria — the surface absorbs it and warms up. A warm surface then re-emits energy, but it re-emits it as infrared radiation, which has much longer wavelengths and lower energy than the incoming visible light.</w:t>
-            </w:r>
-          </w:p>
-          <w:p>
-            <w:pPr>
-              <w:spacing w:after="40" w:before="0"/>
-              <w:jc w:val="left"/>
-            </w:pPr>
-            <w:r>
-              <w:rPr>
-                <w:rFonts w:ascii="Arial" w:cs="Arial" w:eastAsia="Arial" w:hAnsi="Arial"/>
-                <w:b w:val="false"/>
-                <w:bCs w:val="false"/>
-                <w:i w:val="false"/>
-                <w:iCs w:val="false"/>
-                <w:color w:val="000000"/>
-                <w:sz w:val="18"/>
-                <w:szCs w:val="18"/>
-              </w:rPr>
-              <w:t xml:space="preserve"/>
-            </w:r>
-          </w:p>
-          <w:p>
-            <w:pPr>
-              <w:spacing w:after="40" w:before="0"/>
-              <w:jc w:val="left"/>
-            </w:pPr>
-            <w:r>
-              <w:rPr>
-                <w:rFonts w:ascii="Arial" w:cs="Arial" w:eastAsia="Arial" w:hAnsi="Arial"/>
-                <w:b w:val="false"/>
-                <w:bCs w:val="false"/>
-                <w:i w:val="false"/>
-                <w:iCs w:val="false"/>
-                <w:color w:val="000000"/>
-                <w:sz w:val="18"/>
-                <w:szCs w:val="18"/>
-              </w:rPr>
-              <w:t xml:space="preserve">This is where the physics of greenhouse gases becomes critical. Molecules of carbon dioxide (CO₂), methane (CH₄), and water vapour have a special property: their molecular bonds can absorb infrared radiation and vibrate. When they absorb this outgoing infrared energy, they re-emit it in all directions — including back downward toward Earth's surface. This process is called the greenhouse effect, and it means that energy that would otherwise escape to space is instead trapped in the lower atmosphere, warming the surface. Without any greenhouse effect, Earth's average surface temperature would be approximately –18 °C — far too cold to support the maize, beans, and tea that Kenyan farmers grow. The natural greenhouse effect is therefore essential to life. The problem we are investigating is what happens when the concentration of these greenhouse gases increases beyond natural levels.</w:t>
+                <w:i/>
+                <w:iCs/>
+                <w:color w:val="808080"/>
+                <w:sz w:val="18"/>
+                <w:szCs w:val="18"/>
+              </w:rPr>
+              <w:t xml:space="preserve">Write your answer here:</w:t>
             </w:r>
           </w:p>
         </w:tc>
@@ -1000,14 +580,12 @@
         <w:tblLayout w:type="fixed"/>
       </w:tblPr>
       <w:tblGrid>
-        <w:gridCol w:w="3000"/>
-        <w:gridCol w:w="10680"/>
+        <w:gridCol w:w="13680"/>
       </w:tblGrid>
       <w:tr>
         <w:tc>
           <w:tcPr>
             <w:tcW w:type="dxa" w:w="13680"/>
-            <w:gridSpan w:val="2"/>
             <w:shd w:fill="1F3864" w:color="auto" w:val="clear"/>
             <w:tcMar>
               <w:top w:type="dxa" w:w="60"/>
@@ -1033,15 +611,15 @@
                 <w:sz w:val="22"/>
                 <w:szCs w:val="22"/>
               </w:rPr>
-              <w:t xml:space="preserve">Section 2: Human Activities, Rising CO₂, and the Disruption of Energy Balance</w:t>
-            </w:r>
-          </w:p>
-        </w:tc>
-      </w:tr>
-      <w:tr>
-        <w:tc>
-          <w:tcPr>
-            <w:tcW w:type="dxa" w:w="3000"/>
+              <w:t xml:space="preserve">Part 2: The Physics of the Greenhouse Effect</w:t>
+            </w:r>
+          </w:p>
+        </w:tc>
+      </w:tr>
+      <w:tr>
+        <w:tc>
+          <w:tcPr>
+            <w:tcW w:type="dxa" w:w="13680"/>
             <w:shd w:fill="D9EEF1" w:color="auto" w:val="clear"/>
             <w:tcMar>
               <w:top w:type="dxa" w:w="60"/>
@@ -1067,13 +645,18 @@
                 <w:sz w:val="18"/>
                 <w:szCs w:val="18"/>
               </w:rPr>
-              <w:t xml:space="preserve">Explain how human activities have increased the concentration of greenhouse gases in the atmosphere, and describe what effect this has on Earth's energy balance. Use the concept of radiative forcing and refer to specific sources of greenhouse gas emissions that are relevant in the Kenyan and global context. Why does a small change in greenhouse gas concentration have such a significant effect on temperature?</w:t>
-            </w:r>
-          </w:p>
-        </w:tc>
-        <w:tc>
-          <w:tcPr>
-            <w:tcW w:type="dxa" w:w="10680"/>
+              <w:t xml:space="preserve">Explain how the greenhouse effect works. In your answer, trace the path of energy from the Sun to Earth's surface and then back out toward space. Name the type of radiation at each step. Explain what greenhouse gas molecules such as CO₂, water vapour and CH₄ do, and what you saw in the PhET simulation about N₂ molecules compared with CO₂ and CH₄. Then explain the difference between the natural greenhouse effect and the enhanced greenhouse effect.</w:t>
+            </w:r>
+          </w:p>
+        </w:tc>
+      </w:tr>
+      <w:tr>
+        <w:trPr>
+          <w:trHeight w:val="4200" w:hRule="atLeast"/>
+        </w:trPr>
+        <w:tc>
+          <w:tcPr>
+            <w:tcW w:type="dxa" w:w="13680"/>
             <w:shd w:fill="FFFFFF" w:color="auto" w:val="clear"/>
             <w:tcMar>
               <w:top w:type="dxa" w:w="60"/>
@@ -1093,51 +676,13 @@
                 <w:rFonts w:ascii="Arial" w:cs="Arial" w:eastAsia="Arial" w:hAnsi="Arial"/>
                 <w:b w:val="false"/>
                 <w:bCs w:val="false"/>
-                <w:i w:val="false"/>
-                <w:iCs w:val="false"/>
-                <w:color w:val="000000"/>
-                <w:sz w:val="18"/>
-                <w:szCs w:val="18"/>
-              </w:rPr>
-              <w:t xml:space="preserve">Earth's climate is stable when the amount of energy arriving from the Sun equals the amount of energy escaping back to space — this is called energy balance. Human activities since the industrial era have released enormous quantities of greenhouse gases that did not previously exist in the atmosphere at such high concentrations. The burning of fossil fuels (petrol, diesel, coal) releases CO₂; large-scale deforestation — including the clearing of forests in the Mau Complex in Kenya's Rift Valley — removes trees that would otherwise absorb CO₂ through photosynthesis; agricultural expansion and livestock farming release methane. Globally, atmospheric CO₂ levels have risen from approximately 280 parts per million (ppm) before industrialisation to over 420 ppm today.</w:t>
-            </w:r>
-          </w:p>
-          <w:p>
-            <w:pPr>
-              <w:spacing w:after="40" w:before="0"/>
-              <w:jc w:val="left"/>
-            </w:pPr>
-            <w:r>
-              <w:rPr>
-                <w:rFonts w:ascii="Arial" w:cs="Arial" w:eastAsia="Arial" w:hAnsi="Arial"/>
-                <w:b w:val="false"/>
-                <w:bCs w:val="false"/>
-                <w:i w:val="false"/>
-                <w:iCs w:val="false"/>
-                <w:color w:val="000000"/>
-                <w:sz w:val="18"/>
-                <w:szCs w:val="18"/>
-              </w:rPr>
-              <w:t xml:space="preserve"/>
-            </w:r>
-          </w:p>
-          <w:p>
-            <w:pPr>
-              <w:spacing w:after="40" w:before="0"/>
-              <w:jc w:val="left"/>
-            </w:pPr>
-            <w:r>
-              <w:rPr>
-                <w:rFonts w:ascii="Arial" w:cs="Arial" w:eastAsia="Arial" w:hAnsi="Arial"/>
-                <w:b w:val="false"/>
-                <w:bCs w:val="false"/>
-                <w:i w:val="false"/>
-                <w:iCs w:val="false"/>
-                <w:color w:val="000000"/>
-                <w:sz w:val="18"/>
-                <w:szCs w:val="18"/>
-              </w:rPr>
-              <w:t xml:space="preserve">This increase disrupts Earth's energy balance. With more greenhouse gas molecules in the atmosphere, more outgoing infrared radiation is absorbed and re-emitted back toward the surface before it can escape to space. This is called an increase in radiative forcing — more energy is being retained by the Earth system than is leaving it. Even a seemingly small increase in the global mean surface temperature of 1–1.5 °C represents an enormous amount of extra thermal energy distributed across the entire planet. This extra energy does not affect all places equally — it accelerates ice melt at high altitudes like Mount Kenya, shifts atmospheric pressure patterns, and changes the timing and intensity of rainfall systems that Kenyan farmers depend on.</w:t>
+                <w:i/>
+                <w:iCs/>
+                <w:color w:val="808080"/>
+                <w:sz w:val="18"/>
+                <w:szCs w:val="18"/>
+              </w:rPr>
+              <w:t xml:space="preserve">Write your answer here:</w:t>
             </w:r>
           </w:p>
         </w:tc>
@@ -1165,14 +710,12 @@
         <w:tblLayout w:type="fixed"/>
       </w:tblPr>
       <w:tblGrid>
-        <w:gridCol w:w="3000"/>
-        <w:gridCol w:w="10680"/>
+        <w:gridCol w:w="13680"/>
       </w:tblGrid>
       <w:tr>
         <w:tc>
           <w:tcPr>
             <w:tcW w:type="dxa" w:w="13680"/>
-            <w:gridSpan w:val="2"/>
             <w:shd w:fill="1F3864" w:color="auto" w:val="clear"/>
             <w:tcMar>
               <w:top w:type="dxa" w:w="60"/>
@@ -1198,15 +741,15 @@
                 <w:sz w:val="22"/>
                 <w:szCs w:val="22"/>
               </w:rPr>
-              <w:t xml:space="preserve">Section 3: Connecting the Physics to Mount Kenya's Glaciers and Kenya's Rainfall</w:t>
-            </w:r>
-          </w:p>
-        </w:tc>
-      </w:tr>
-      <w:tr>
-        <w:tc>
-          <w:tcPr>
-            <w:tcW w:type="dxa" w:w="3000"/>
+              <w:t xml:space="preserve">Part 3: From Kenyan Activities to Climate Change</w:t>
+            </w:r>
+          </w:p>
+        </w:tc>
+      </w:tr>
+      <w:tr>
+        <w:tc>
+          <w:tcPr>
+            <w:tcW w:type="dxa" w:w="13680"/>
             <w:shd w:fill="D9EEF1" w:color="auto" w:val="clear"/>
             <w:tcMar>
               <w:top w:type="dxa" w:w="60"/>
@@ -1232,13 +775,18 @@
                 <w:sz w:val="18"/>
                 <w:szCs w:val="18"/>
               </w:rPr>
-              <w:t xml:space="preserve">Now apply the physics you have explained to the two specific changes in the anchoring phenomenon: (a) the retreat of the Lewis Glacier on Mount Kenya, and (b) the increasingly unpredictable long rains experienced by the maize farmer in Embu County. Explain the physical mechanisms behind each change, and show how both are caused by the same underlying process. You may refer to feedback loops where relevant.</w:t>
-            </w:r>
-          </w:p>
-        </w:tc>
-        <w:tc>
-          <w:tcPr>
-            <w:tcW w:type="dxa" w:w="10680"/>
+              <w:t xml:space="preserve">Build a complete cause-and-effect chain that starts with a human activity in Kenya and ends with the retreat of the Lewis Glacier. Name at least two Kenyan activities that increase greenhouse gases and the gas each one releases. Use the Keeling Curve and the global temperature anomaly graph to say what evidence shows that rising greenhouse gases and rising temperature are linked. Say which of these links is shown by correlation in data and which is explained by physics.</w:t>
+            </w:r>
+          </w:p>
+        </w:tc>
+      </w:tr>
+      <w:tr>
+        <w:trPr>
+          <w:trHeight w:val="4200" w:hRule="atLeast"/>
+        </w:trPr>
+        <w:tc>
+          <w:tcPr>
+            <w:tcW w:type="dxa" w:w="13680"/>
             <w:shd w:fill="FFFFFF" w:color="auto" w:val="clear"/>
             <w:tcMar>
               <w:top w:type="dxa" w:w="60"/>
@@ -1258,89 +806,13 @@
                 <w:rFonts w:ascii="Arial" w:cs="Arial" w:eastAsia="Arial" w:hAnsi="Arial"/>
                 <w:b w:val="false"/>
                 <w:bCs w:val="false"/>
-                <w:i w:val="false"/>
-                <w:iCs w:val="false"/>
-                <w:color w:val="000000"/>
-                <w:sz w:val="18"/>
-                <w:szCs w:val="18"/>
-              </w:rPr>
-              <w:t xml:space="preserve">The retreat of Mount Kenya's Lewis Glacier is a direct physical consequence of rising atmospheric temperatures caused by the enhanced greenhouse effect. Glacial ice is maintained when the rate of snowfall and freezing equals or exceeds the rate of melting. As the lower atmosphere warms, the freezing level — the altitude at which temperatures drop below 0 °C — rises higher on the mountain. This means less of the mountain remains cold enough to sustain glacier ice year-round. The 1934 photograph of the Lewis Glacier and the current satellite image show dramatic evidence of this: the glacier has lost the majority of its surface area, and scientists estimate it could disappear entirely within decades.</w:t>
-            </w:r>
-          </w:p>
-          <w:p>
-            <w:pPr>
-              <w:spacing w:after="40" w:before="0"/>
-              <w:jc w:val="left"/>
-            </w:pPr>
-            <w:r>
-              <w:rPr>
-                <w:rFonts w:ascii="Arial" w:cs="Arial" w:eastAsia="Arial" w:hAnsi="Arial"/>
-                <w:b w:val="false"/>
-                <w:bCs w:val="false"/>
-                <w:i w:val="false"/>
-                <w:iCs w:val="false"/>
-                <w:color w:val="000000"/>
-                <w:sz w:val="18"/>
-                <w:szCs w:val="18"/>
-              </w:rPr>
-              <w:t xml:space="preserve"/>
-            </w:r>
-          </w:p>
-          <w:p>
-            <w:pPr>
-              <w:spacing w:after="40" w:before="0"/>
-              <w:jc w:val="left"/>
-            </w:pPr>
-            <w:r>
-              <w:rPr>
-                <w:rFonts w:ascii="Arial" w:cs="Arial" w:eastAsia="Arial" w:hAnsi="Arial"/>
-                <w:b w:val="false"/>
-                <w:bCs w:val="false"/>
-                <w:i w:val="false"/>
-                <w:iCs w:val="false"/>
-                <w:color w:val="000000"/>
-                <w:sz w:val="18"/>
-                <w:szCs w:val="18"/>
-              </w:rPr>
-              <w:t xml:space="preserve">Glacier retreat also creates a feedback loop that accelerates warming. Ice has a high albedo — it reflects a large fraction of incoming solar radiation back to space. When ice is replaced by dark volcanic rock, the exposed rock absorbs much more solar radiation, warming the local environment further and causing even faster melting.</w:t>
-            </w:r>
-          </w:p>
-          <w:p>
-            <w:pPr>
-              <w:spacing w:after="40" w:before="0"/>
-              <w:jc w:val="left"/>
-            </w:pPr>
-            <w:r>
-              <w:rPr>
-                <w:rFonts w:ascii="Arial" w:cs="Arial" w:eastAsia="Arial" w:hAnsi="Arial"/>
-                <w:b w:val="false"/>
-                <w:bCs w:val="false"/>
-                <w:i w:val="false"/>
-                <w:iCs w:val="false"/>
-                <w:color w:val="000000"/>
-                <w:sz w:val="18"/>
-                <w:szCs w:val="18"/>
-              </w:rPr>
-              <w:t xml:space="preserve"/>
-            </w:r>
-          </w:p>
-          <w:p>
-            <w:pPr>
-              <w:spacing w:after="40" w:before="0"/>
-              <w:jc w:val="left"/>
-            </w:pPr>
-            <w:r>
-              <w:rPr>
-                <w:rFonts w:ascii="Arial" w:cs="Arial" w:eastAsia="Arial" w:hAnsi="Arial"/>
-                <w:b w:val="false"/>
-                <w:bCs w:val="false"/>
-                <w:i w:val="false"/>
-                <w:iCs w:val="false"/>
-                <w:color w:val="000000"/>
-                <w:sz w:val="18"/>
-                <w:szCs w:val="18"/>
-              </w:rPr>
-              <w:t xml:space="preserve">The disruption of the long rains in Embu County is connected to the same root cause through atmospheric physics. Kenya's rainfall patterns, including the March–May long rains, are driven by the movement of the Inter-Tropical Convergence Zone (ITCZ) — a band of low pressure and heavy rainfall that moves northward and southward across the equator with the seasons. Rising global temperatures alter atmospheric pressure gradients and sea-surface temperatures in the Indian Ocean. These changes shift the position and timing of the ITCZ, causing the long rains to arrive later, become shorter, or fail entirely in some years. The Embu farmer's testimony — that rains now arrive weeks later than in their grandparents' time — is consistent with the scientific data on shifting rainfall patterns across East Africa. Both the glacial retreat and the rainfall disruption are therefore symptoms of the same cause: an enhanced greenhouse effect driven by rising greenhouse gas concentrations.</w:t>
+                <w:i/>
+                <w:iCs/>
+                <w:color w:val="808080"/>
+                <w:sz w:val="18"/>
+                <w:szCs w:val="18"/>
+              </w:rPr>
+              <w:t xml:space="preserve">Write your answer here:</w:t>
             </w:r>
           </w:p>
         </w:tc>
@@ -1368,14 +840,12 @@
         <w:tblLayout w:type="fixed"/>
       </w:tblPr>
       <w:tblGrid>
-        <w:gridCol w:w="3000"/>
-        <w:gridCol w:w="10680"/>
+        <w:gridCol w:w="13680"/>
       </w:tblGrid>
       <w:tr>
         <w:tc>
           <w:tcPr>
             <w:tcW w:type="dxa" w:w="13680"/>
-            <w:gridSpan w:val="2"/>
             <w:shd w:fill="1F3864" w:color="auto" w:val="clear"/>
             <w:tcMar>
               <w:top w:type="dxa" w:w="60"/>
@@ -1401,15 +871,15 @@
                 <w:sz w:val="22"/>
                 <w:szCs w:val="22"/>
               </w:rPr>
-              <w:t xml:space="preserve">Section 4: Evidence That Supports This Explanation</w:t>
-            </w:r>
-          </w:p>
-        </w:tc>
-      </w:tr>
-      <w:tr>
-        <w:tc>
-          <w:tcPr>
-            <w:tcW w:type="dxa" w:w="3000"/>
+              <w:t xml:space="preserve">Part 4: Why the Rains Are Becoming Unpredictable</w:t>
+            </w:r>
+          </w:p>
+        </w:tc>
+      </w:tr>
+      <w:tr>
+        <w:tc>
+          <w:tcPr>
+            <w:tcW w:type="dxa" w:w="13680"/>
             <w:shd w:fill="D9EEF1" w:color="auto" w:val="clear"/>
             <w:tcMar>
               <w:top w:type="dxa" w:w="60"/>
@@ -1435,13 +905,18 @@
                 <w:sz w:val="18"/>
                 <w:szCs w:val="18"/>
               </w:rPr>
-              <w:t xml:space="preserve">A strong scientific explanation is built on evidence, not just theory. Identify and describe at least THREE pieces of evidence — from your lessons, investigations, or the anchoring phenomenon — that support the explanation you have built. For each piece of evidence, explain what it shows and how it connects to the physics of the greenhouse effect and climate change.</w:t>
-            </w:r>
-          </w:p>
-        </w:tc>
-        <w:tc>
-          <w:tcPr>
-            <w:tcW w:type="dxa" w:w="10680"/>
+              <w:t xml:space="preserve">Use the physics you have learned to explain why the long rains in Embu County have become unpredictable. In your answer, (a) say what happens to evaporation when surface temperatures rise, (b) explain how this affects the water cycle and the rains over Kenya, and (c) explain why one cause can explain both the shrinking glacier and the farmer's experience. Finally, explain why the ozone layer is not the main cause of either change.</w:t>
+            </w:r>
+          </w:p>
+        </w:tc>
+      </w:tr>
+      <w:tr>
+        <w:trPr>
+          <w:trHeight w:val="4200" w:hRule="atLeast"/>
+        </w:trPr>
+        <w:tc>
+          <w:tcPr>
+            <w:tcW w:type="dxa" w:w="13680"/>
             <w:shd w:fill="FFFFFF" w:color="auto" w:val="clear"/>
             <w:tcMar>
               <w:top w:type="dxa" w:w="60"/>
@@ -1461,127 +936,13 @@
                 <w:rFonts w:ascii="Arial" w:cs="Arial" w:eastAsia="Arial" w:hAnsi="Arial"/>
                 <w:b w:val="false"/>
                 <w:bCs w:val="false"/>
-                <w:i w:val="false"/>
-                <w:iCs w:val="false"/>
-                <w:color w:val="000000"/>
-                <w:sz w:val="18"/>
-                <w:szCs w:val="18"/>
-              </w:rPr>
-              <w:t xml:space="preserve">First, the paired images of Mount Kenya's Lewis Glacier — the 1934 photograph and the current satellite image — provide direct visual evidence of glacier retreat over time. This is consistent with the physics prediction that rising temperatures caused by the enhanced greenhouse effect would cause high-altitude glaciers to melt. The rate of retreat has accelerated in recent decades, which aligns with the period of most rapid increase in atmospheric CO₂.</w:t>
-            </w:r>
-          </w:p>
-          <w:p>
-            <w:pPr>
-              <w:spacing w:after="40" w:before="0"/>
-              <w:jc w:val="left"/>
-            </w:pPr>
-            <w:r>
-              <w:rPr>
-                <w:rFonts w:ascii="Arial" w:cs="Arial" w:eastAsia="Arial" w:hAnsi="Arial"/>
-                <w:b w:val="false"/>
-                <w:bCs w:val="false"/>
-                <w:i w:val="false"/>
-                <w:iCs w:val="false"/>
-                <w:color w:val="000000"/>
-                <w:sz w:val="18"/>
-                <w:szCs w:val="18"/>
-              </w:rPr>
-              <w:t xml:space="preserve"/>
-            </w:r>
-          </w:p>
-          <w:p>
-            <w:pPr>
-              <w:spacing w:after="40" w:before="0"/>
-              <w:jc w:val="left"/>
-            </w:pPr>
-            <w:r>
-              <w:rPr>
-                <w:rFonts w:ascii="Arial" w:cs="Arial" w:eastAsia="Arial" w:hAnsi="Arial"/>
-                <w:b w:val="false"/>
-                <w:bCs w:val="false"/>
-                <w:i w:val="false"/>
-                <w:iCs w:val="false"/>
-                <w:color w:val="000000"/>
-                <w:sz w:val="18"/>
-                <w:szCs w:val="18"/>
-              </w:rPr>
-              <w:t xml:space="preserve">Second, in our energy-balance simulation investigation, we modelled what happens to the temperature of a system when the concentration of an infrared-absorbing gas is increased. The simulation showed that increasing CO₂ concentration caused a measurable rise in the equilibrium temperature of the model atmosphere. This is a controlled, repeatable demonstration of the physical mechanism — not just a correlation observed in nature.</w:t>
-            </w:r>
-          </w:p>
-          <w:p>
-            <w:pPr>
-              <w:spacing w:after="40" w:before="0"/>
-              <w:jc w:val="left"/>
-            </w:pPr>
-            <w:r>
-              <w:rPr>
-                <w:rFonts w:ascii="Arial" w:cs="Arial" w:eastAsia="Arial" w:hAnsi="Arial"/>
-                <w:b w:val="false"/>
-                <w:bCs w:val="false"/>
-                <w:i w:val="false"/>
-                <w:iCs w:val="false"/>
-                <w:color w:val="000000"/>
-                <w:sz w:val="18"/>
-                <w:szCs w:val="18"/>
-              </w:rPr>
-              <w:t xml:space="preserve"/>
-            </w:r>
-          </w:p>
-          <w:p>
-            <w:pPr>
-              <w:spacing w:after="40" w:before="0"/>
-              <w:jc w:val="left"/>
-            </w:pPr>
-            <w:r>
-              <w:rPr>
-                <w:rFonts w:ascii="Arial" w:cs="Arial" w:eastAsia="Arial" w:hAnsi="Arial"/>
-                <w:b w:val="false"/>
-                <w:bCs w:val="false"/>
-                <w:i w:val="false"/>
-                <w:iCs w:val="false"/>
-                <w:color w:val="000000"/>
-                <w:sz w:val="18"/>
-                <w:szCs w:val="18"/>
-              </w:rPr>
-              <w:t xml:space="preserve">Third, the testimony of the maize farmer in Embu County provides real-world observational evidence of a changing climate at the local level. The farmer reports that the long rains now arrive weeks later than in previous generations and that maize and bean yields have fallen. This is consistent with scientific records from Kenya Meteorological Department data showing that East African rainfall patterns have become less predictable since the 1970s — a period that closely matches the acceleration of global greenhouse gas emissions.</w:t>
-            </w:r>
-          </w:p>
-          <w:p>
-            <w:pPr>
-              <w:spacing w:after="40" w:before="0"/>
-              <w:jc w:val="left"/>
-            </w:pPr>
-            <w:r>
-              <w:rPr>
-                <w:rFonts w:ascii="Arial" w:cs="Arial" w:eastAsia="Arial" w:hAnsi="Arial"/>
-                <w:b w:val="false"/>
-                <w:bCs w:val="false"/>
-                <w:i w:val="false"/>
-                <w:iCs w:val="false"/>
-                <w:color w:val="000000"/>
-                <w:sz w:val="18"/>
-                <w:szCs w:val="18"/>
-              </w:rPr>
-              <w:t xml:space="preserve"/>
-            </w:r>
-          </w:p>
-          <w:p>
-            <w:pPr>
-              <w:spacing w:after="40" w:before="0"/>
-              <w:jc w:val="left"/>
-            </w:pPr>
-            <w:r>
-              <w:rPr>
-                <w:rFonts w:ascii="Arial" w:cs="Arial" w:eastAsia="Arial" w:hAnsi="Arial"/>
-                <w:b w:val="false"/>
-                <w:bCs w:val="false"/>
-                <w:i w:val="false"/>
-                <w:iCs w:val="false"/>
-                <w:color w:val="000000"/>
-                <w:sz w:val="18"/>
-                <w:szCs w:val="18"/>
-              </w:rPr>
-              <w:t xml:space="preserve">Fourth, the molecular absorption model — which shows that CO₂ and CH₄ molecules absorb infrared radiation at specific wavelengths — explains the physical mechanism at the atomic scale. This connects the large-scale observations (glacier retreat, rainfall shifts) to a fundamental, well-understood principle of physics: the interaction between electromagnetic radiation and molecular bonds.</w:t>
+                <w:i/>
+                <w:iCs/>
+                <w:color w:val="808080"/>
+                <w:sz w:val="18"/>
+                <w:szCs w:val="18"/>
+              </w:rPr>
+              <w:t xml:space="preserve">Write your answer here:</w:t>
             </w:r>
           </w:p>
         </w:tc>
@@ -1609,14 +970,12 @@
         <w:tblLayout w:type="fixed"/>
       </w:tblPr>
       <w:tblGrid>
-        <w:gridCol w:w="3000"/>
-        <w:gridCol w:w="10680"/>
+        <w:gridCol w:w="13680"/>
       </w:tblGrid>
       <w:tr>
         <w:tc>
           <w:tcPr>
             <w:tcW w:type="dxa" w:w="13680"/>
-            <w:gridSpan w:val="2"/>
             <w:shd w:fill="1F3864" w:color="auto" w:val="clear"/>
             <w:tcMar>
               <w:top w:type="dxa" w:w="60"/>
@@ -1642,15 +1001,15 @@
                 <w:sz w:val="22"/>
                 <w:szCs w:val="22"/>
               </w:rPr>
-              <w:t xml:space="preserve">Section 5: Physics-Informed Responses — Mitigation and Adaptation</w:t>
-            </w:r>
-          </w:p>
-        </w:tc>
-      </w:tr>
-      <w:tr>
-        <w:tc>
-          <w:tcPr>
-            <w:tcW w:type="dxa" w:w="3000"/>
+              <w:t xml:space="preserve">Part 5: Responding to the Problem</w:t>
+            </w:r>
+          </w:p>
+        </w:tc>
+      </w:tr>
+      <w:tr>
+        <w:tc>
+          <w:tcPr>
+            <w:tcW w:type="dxa" w:w="13680"/>
             <w:shd w:fill="D9EEF1" w:color="auto" w:val="clear"/>
             <w:tcMar>
               <w:top w:type="dxa" w:w="60"/>
@@ -1676,13 +1035,18 @@
                 <w:sz w:val="18"/>
                 <w:szCs w:val="18"/>
               </w:rPr>
-              <w:t xml:space="preserve">Understanding the physics of the greenhouse effect and climate change is not just about explaining what is happening — it also guides how we respond. Describe TWO mitigation strategies and TWO adaptation strategies that are relevant to Kenya, and explain how each one is grounded in the physics you have studied. Then reflect: what is the most important thing that the physics of the atmosphere tells us about the urgency of action?</w:t>
-            </w:r>
-          </w:p>
-        </w:tc>
-        <w:tc>
-          <w:tcPr>
-            <w:tcW w:type="dxa" w:w="10680"/>
+              <w:t xml:space="preserve">The driving question also asks what the physics can tell us about how to respond. (a) Using your causal chain, suggest two Kenyan actions and explain at which step of the chain each one acts. (b) Explain what the Montreal Protocol shows about how the world can respond to atmospheric damage. (c) Name one question about climate change that you still have after this unit.</w:t>
+            </w:r>
+          </w:p>
+        </w:tc>
+      </w:tr>
+      <w:tr>
+        <w:trPr>
+          <w:trHeight w:val="4200" w:hRule="atLeast"/>
+        </w:trPr>
+        <w:tc>
+          <w:tcPr>
+            <w:tcW w:type="dxa" w:w="13680"/>
             <w:shd w:fill="FFFFFF" w:color="auto" w:val="clear"/>
             <w:tcMar>
               <w:top w:type="dxa" w:w="60"/>
@@ -1702,241 +1066,13 @@
                 <w:rFonts w:ascii="Arial" w:cs="Arial" w:eastAsia="Arial" w:hAnsi="Arial"/>
                 <w:b w:val="false"/>
                 <w:bCs w:val="false"/>
-                <w:i w:val="false"/>
-                <w:iCs w:val="false"/>
-                <w:color w:val="000000"/>
-                <w:sz w:val="18"/>
-                <w:szCs w:val="18"/>
-              </w:rPr>
-              <w:t xml:space="preserve">Mitigation strategies aim to reduce the amount of greenhouse gases being added to the atmosphere, addressing the root physical cause of climate change.</w:t>
-            </w:r>
-          </w:p>
-          <w:p>
-            <w:pPr>
-              <w:spacing w:after="40" w:before="0"/>
-              <w:jc w:val="left"/>
-            </w:pPr>
-            <w:r>
-              <w:rPr>
-                <w:rFonts w:ascii="Arial" w:cs="Arial" w:eastAsia="Arial" w:hAnsi="Arial"/>
-                <w:b w:val="false"/>
-                <w:bCs w:val="false"/>
-                <w:i w:val="false"/>
-                <w:iCs w:val="false"/>
-                <w:color w:val="000000"/>
-                <w:sz w:val="18"/>
-                <w:szCs w:val="18"/>
-              </w:rPr>
-              <w:t xml:space="preserve"/>
-            </w:r>
-          </w:p>
-          <w:p>
-            <w:pPr>
-              <w:spacing w:after="40" w:before="0"/>
-              <w:jc w:val="left"/>
-            </w:pPr>
-            <w:r>
-              <w:rPr>
-                <w:rFonts w:ascii="Arial" w:cs="Arial" w:eastAsia="Arial" w:hAnsi="Arial"/>
-                <w:b w:val="false"/>
-                <w:bCs w:val="false"/>
-                <w:i w:val="false"/>
-                <w:iCs w:val="false"/>
-                <w:color w:val="000000"/>
-                <w:sz w:val="18"/>
-                <w:szCs w:val="18"/>
-              </w:rPr>
-              <w:t xml:space="preserve">One important mitigation strategy in Kenya is protecting and restoring forests, such as the rehabilitation of the Mau Forest Complex in the Rift Valley. Trees absorb CO₂ from the atmosphere through photosynthesis, converting it into stored carbon in wood and soil. By removing CO₂ from the atmosphere, reforestation reduces the concentration of greenhouse gases and partially restores the energy balance. This directly addresses the physical mechanism that is causing warming.</w:t>
-            </w:r>
-          </w:p>
-          <w:p>
-            <w:pPr>
-              <w:spacing w:after="40" w:before="0"/>
-              <w:jc w:val="left"/>
-            </w:pPr>
-            <w:r>
-              <w:rPr>
-                <w:rFonts w:ascii="Arial" w:cs="Arial" w:eastAsia="Arial" w:hAnsi="Arial"/>
-                <w:b w:val="false"/>
-                <w:bCs w:val="false"/>
-                <w:i w:val="false"/>
-                <w:iCs w:val="false"/>
-                <w:color w:val="000000"/>
-                <w:sz w:val="18"/>
-                <w:szCs w:val="18"/>
-              </w:rPr>
-              <w:t xml:space="preserve"/>
-            </w:r>
-          </w:p>
-          <w:p>
-            <w:pPr>
-              <w:spacing w:after="40" w:before="0"/>
-              <w:jc w:val="left"/>
-            </w:pPr>
-            <w:r>
-              <w:rPr>
-                <w:rFonts w:ascii="Arial" w:cs="Arial" w:eastAsia="Arial" w:hAnsi="Arial"/>
-                <w:b w:val="false"/>
-                <w:bCs w:val="false"/>
-                <w:i w:val="false"/>
-                <w:iCs w:val="false"/>
-                <w:color w:val="000000"/>
-                <w:sz w:val="18"/>
-                <w:szCs w:val="18"/>
-              </w:rPr>
-              <w:t xml:space="preserve">A second mitigation strategy is the transition to renewable energy sources — such as Kenya's world-leading geothermal energy from Olkaria in the Rift Valley, and expanding solar and wind energy. Burning fossil fuels releases CO₂ that was stored underground for millions of years, rapidly increasing atmospheric concentration. Replacing fossil fuels with renewable sources stops this additional CO₂ from entering the atmosphere, reducing radiative forcing.</w:t>
-            </w:r>
-          </w:p>
-          <w:p>
-            <w:pPr>
-              <w:spacing w:after="40" w:before="0"/>
-              <w:jc w:val="left"/>
-            </w:pPr>
-            <w:r>
-              <w:rPr>
-                <w:rFonts w:ascii="Arial" w:cs="Arial" w:eastAsia="Arial" w:hAnsi="Arial"/>
-                <w:b w:val="false"/>
-                <w:bCs w:val="false"/>
-                <w:i w:val="false"/>
-                <w:iCs w:val="false"/>
-                <w:color w:val="000000"/>
-                <w:sz w:val="18"/>
-                <w:szCs w:val="18"/>
-              </w:rPr>
-              <w:t xml:space="preserve"/>
-            </w:r>
-          </w:p>
-          <w:p>
-            <w:pPr>
-              <w:spacing w:after="40" w:before="0"/>
-              <w:jc w:val="left"/>
-            </w:pPr>
-            <w:r>
-              <w:rPr>
-                <w:rFonts w:ascii="Arial" w:cs="Arial" w:eastAsia="Arial" w:hAnsi="Arial"/>
-                <w:b w:val="false"/>
-                <w:bCs w:val="false"/>
-                <w:i w:val="false"/>
-                <w:iCs w:val="false"/>
-                <w:color w:val="000000"/>
-                <w:sz w:val="18"/>
-                <w:szCs w:val="18"/>
-              </w:rPr>
-              <w:t xml:space="preserve">Adaptation strategies do not reduce warming, but help communities adjust to the changes that are already occurring.</w:t>
-            </w:r>
-          </w:p>
-          <w:p>
-            <w:pPr>
-              <w:spacing w:after="40" w:before="0"/>
-              <w:jc w:val="left"/>
-            </w:pPr>
-            <w:r>
-              <w:rPr>
-                <w:rFonts w:ascii="Arial" w:cs="Arial" w:eastAsia="Arial" w:hAnsi="Arial"/>
-                <w:b w:val="false"/>
-                <w:bCs w:val="false"/>
-                <w:i w:val="false"/>
-                <w:iCs w:val="false"/>
-                <w:color w:val="000000"/>
-                <w:sz w:val="18"/>
-                <w:szCs w:val="18"/>
-              </w:rPr>
-              <w:t xml:space="preserve"/>
-            </w:r>
-          </w:p>
-          <w:p>
-            <w:pPr>
-              <w:spacing w:after="40" w:before="0"/>
-              <w:jc w:val="left"/>
-            </w:pPr>
-            <w:r>
-              <w:rPr>
-                <w:rFonts w:ascii="Arial" w:cs="Arial" w:eastAsia="Arial" w:hAnsi="Arial"/>
-                <w:b w:val="false"/>
-                <w:bCs w:val="false"/>
-                <w:i w:val="false"/>
-                <w:iCs w:val="false"/>
-                <w:color w:val="000000"/>
-                <w:sz w:val="18"/>
-                <w:szCs w:val="18"/>
-              </w:rPr>
-              <w:t xml:space="preserve">One adaptation strategy for Kenyan farmers is the adoption of drought-resistant maize varieties and diversified crops such as sorghum and millet, which are more tolerant of late or reduced rainfall. This does not change the physics of the atmosphere, but it acknowledges that rainfall patterns have already shifted and builds resilience into food systems.</w:t>
-            </w:r>
-          </w:p>
-          <w:p>
-            <w:pPr>
-              <w:spacing w:after="40" w:before="0"/>
-              <w:jc w:val="left"/>
-            </w:pPr>
-            <w:r>
-              <w:rPr>
-                <w:rFonts w:ascii="Arial" w:cs="Arial" w:eastAsia="Arial" w:hAnsi="Arial"/>
-                <w:b w:val="false"/>
-                <w:bCs w:val="false"/>
-                <w:i w:val="false"/>
-                <w:iCs w:val="false"/>
-                <w:color w:val="000000"/>
-                <w:sz w:val="18"/>
-                <w:szCs w:val="18"/>
-              </w:rPr>
-              <w:t xml:space="preserve"/>
-            </w:r>
-          </w:p>
-          <w:p>
-            <w:pPr>
-              <w:spacing w:after="40" w:before="0"/>
-              <w:jc w:val="left"/>
-            </w:pPr>
-            <w:r>
-              <w:rPr>
-                <w:rFonts w:ascii="Arial" w:cs="Arial" w:eastAsia="Arial" w:hAnsi="Arial"/>
-                <w:b w:val="false"/>
-                <w:bCs w:val="false"/>
-                <w:i w:val="false"/>
-                <w:iCs w:val="false"/>
-                <w:color w:val="000000"/>
-                <w:sz w:val="18"/>
-                <w:szCs w:val="18"/>
-              </w:rPr>
-              <w:t xml:space="preserve">A second adaptation strategy is the construction of water harvesting systems — such as terraced hillside farms and rainwater storage tanks — that capture rainfall when it does arrive and store it for use during dry spells. This is especially important given the physics finding that rainfall is becoming more intense but less frequent in parts of Kenya.</w:t>
-            </w:r>
-          </w:p>
-          <w:p>
-            <w:pPr>
-              <w:spacing w:after="40" w:before="0"/>
-              <w:jc w:val="left"/>
-            </w:pPr>
-            <w:r>
-              <w:rPr>
-                <w:rFonts w:ascii="Arial" w:cs="Arial" w:eastAsia="Arial" w:hAnsi="Arial"/>
-                <w:b w:val="false"/>
-                <w:bCs w:val="false"/>
-                <w:i w:val="false"/>
-                <w:iCs w:val="false"/>
-                <w:color w:val="000000"/>
-                <w:sz w:val="18"/>
-                <w:szCs w:val="18"/>
-              </w:rPr>
-              <w:t xml:space="preserve"/>
-            </w:r>
-          </w:p>
-          <w:p>
-            <w:pPr>
-              <w:spacing w:after="40" w:before="0"/>
-              <w:jc w:val="left"/>
-            </w:pPr>
-            <w:r>
-              <w:rPr>
-                <w:rFonts w:ascii="Arial" w:cs="Arial" w:eastAsia="Arial" w:hAnsi="Arial"/>
-                <w:b w:val="false"/>
-                <w:bCs w:val="false"/>
-                <w:i w:val="false"/>
-                <w:iCs w:val="false"/>
-                <w:color w:val="000000"/>
-                <w:sz w:val="18"/>
-                <w:szCs w:val="18"/>
-              </w:rPr>
-              <w:t xml:space="preserve">The most important insight from the physics is this: greenhouse gases such as CO₂ remain in the atmosphere for hundreds of years after they are emitted. This means that the warming we observe today is partly the result of emissions from decades ago, and the emissions we produce today will continue to affect the climate long into the future. The physics of feedback loops — where warming causes further warming, as in the glacier-albedo feedback — also tells us that delay makes the problem significantly harder to reverse. Understanding this physics is not just an academic exercise: it is essential knowledge for every Kenyan student who will live and make decisions in a changing climate.</w:t>
+                <w:i/>
+                <w:iCs/>
+                <w:color w:val="808080"/>
+                <w:sz w:val="18"/>
+                <w:szCs w:val="18"/>
+              </w:rPr>
+              <w:t xml:space="preserve">Write your answer here:</w:t>
             </w:r>
           </w:p>
         </w:tc>
@@ -2163,7 +1299,7 @@
                 <w:sz w:val="18"/>
                 <w:szCs w:val="18"/>
               </w:rPr>
-              <w:t xml:space="preserve">Scientific Accuracy of Greenhouse Effect Explanation</w:t>
+              <w:t xml:space="preserve">Use of evidence from the unit</w:t>
             </w:r>
           </w:p>
         </w:tc>
@@ -2195,7 +1331,7 @@
                 <w:sz w:val="18"/>
                 <w:szCs w:val="18"/>
               </w:rPr>
-              <w:t xml:space="preserve">Accurately and thoroughly explains the full energy-flow pathway: incoming solar radiation → surface absorption → infrared re-emission → greenhouse gas molecular absorption and re-emission → surface warming. Correct use of all key terms (infrared radiation, absorption, re-emission, radiative forcing, energy balance). No scientific errors.</w:t>
+              <w:t xml:space="preserve">Uses specific data from the lessons accurately, such as the glacier area of about 1.35 km² in 1934 falling to less than 0.20 km² in 2023, the loss of over 90% of its mass since 1900, the Embu farmer's testimony, the Keeling Curve and the PhET observations, and links each to a claim.</w:t>
             </w:r>
           </w:p>
         </w:tc>
@@ -2227,7 +1363,7 @@
                 <w:sz w:val="18"/>
                 <w:szCs w:val="18"/>
               </w:rPr>
-              <w:t xml:space="preserve">Explains the main steps of the greenhouse effect with mostly correct scientific language. May omit one step (e.g., the distinction between incoming and outgoing radiation wavelengths) or use one key term imprecisely. No major misconceptions.</w:t>
+              <w:t xml:space="preserve">Uses some evidence from the unit correctly but with limited detail or missing a number, and links most evidence to claims.</w:t>
             </w:r>
           </w:p>
         </w:tc>
@@ -2259,7 +1395,7 @@
                 <w:sz w:val="18"/>
                 <w:szCs w:val="18"/>
               </w:rPr>
-              <w:t xml:space="preserve">Shows a basic understanding that greenhouse gases trap heat, but the explanation is incomplete, vague, or contains a scientific error (e.g., confusing the greenhouse effect with ozone depletion, or not explaining why the surface emits infrared radiation).</w:t>
+              <w:t xml:space="preserve">Gives little or no evidence, or evidence is inaccurate or not linked to a claim.</w:t>
             </w:r>
           </w:p>
         </w:tc>
@@ -2293,7 +1429,7 @@
                 <w:sz w:val="18"/>
                 <w:szCs w:val="18"/>
               </w:rPr>
-              <w:t xml:space="preserve">Connection of Physics to the Anchoring Phenomenon</w:t>
+              <w:t xml:space="preserve">Physics of the greenhouse effect</w:t>
             </w:r>
           </w:p>
         </w:tc>
@@ -2325,7 +1461,7 @@
                 <w:sz w:val="18"/>
                 <w:szCs w:val="18"/>
               </w:rPr>
-              <w:t xml:space="preserve">Explicitly and clearly connects the physics of the enhanced greenhouse effect to BOTH the retreat of the Lewis Glacier AND the disruption of the long rains in Embu County. Explains the physical mechanism behind each change (e.g., rising freezing level for glacier retreat; ITCZ shift for rainfall disruption). Identifies the shared root cause.</w:t>
+              <w:t xml:space="preserve">Correctly traces shortwave radiation in, longwave infrared out, absorption and re-emission by greenhouse gases, and back-radiation, and clearly distinguishes the natural from the enhanced greenhouse effect.</w:t>
             </w:r>
           </w:p>
         </w:tc>
@@ -2357,7 +1493,7 @@
                 <w:sz w:val="18"/>
                 <w:szCs w:val="18"/>
               </w:rPr>
-              <w:t xml:space="preserve">Connects the physics to both parts of the anchoring phenomenon, but the physical mechanism for one of the two changes is explained less clearly or with less precision. The shared root cause is identified.</w:t>
+              <w:t xml:space="preserve">Describes the main steps of the mechanism with minor gaps or imprecise terms, and mentions the natural and enhanced effects.</w:t>
             </w:r>
           </w:p>
         </w:tc>
@@ -2389,7 +1525,7 @@
                 <w:sz w:val="18"/>
                 <w:szCs w:val="18"/>
               </w:rPr>
-              <w:t xml:space="preserve">Connects the physics to only one part of the anchoring phenomenon (either glacier retreat or rainfall disruption), or describes the connection in general terms without explaining the specific physical mechanism.</w:t>
+              <w:t xml:space="preserve">Describes warming in general terms, with missing steps or confusion between types of radiation.</w:t>
             </w:r>
           </w:p>
         </w:tc>
@@ -2423,7 +1559,7 @@
                 <w:sz w:val="18"/>
                 <w:szCs w:val="18"/>
               </w:rPr>
-              <w:t xml:space="preserve">Quality and Use of Evidence</w:t>
+              <w:t xml:space="preserve">Causal chain and explanation of both phenomena</w:t>
             </w:r>
           </w:p>
         </w:tc>
@@ -2455,7 +1591,7 @@
                 <w:sz w:val="18"/>
                 <w:szCs w:val="18"/>
               </w:rPr>
-              <w:t xml:space="preserve">Identifies and explains at least THREE distinct pieces of evidence (observational, experimental, and/or data-based). For each, clearly states what the evidence shows and explicitly links it to the physics explanation. Evidence is specific (e.g., references the 1934 vs. current Lewis Glacier images, the energy-balance simulation, the farmer testimony, or Kenya Meteorological data).</w:t>
+              <w:t xml:space="preserve">Builds a complete connected chain from Kenyan human activity to greenhouse gas increase, to enhanced back-radiation, to warming, to glacier loss and altered rainfall, and explains why one cause accounts for both.</w:t>
             </w:r>
           </w:p>
         </w:tc>
@@ -2487,7 +1623,7 @@
                 <w:sz w:val="18"/>
                 <w:szCs w:val="18"/>
               </w:rPr>
-              <w:t xml:space="preserve">Identifies at least TWO pieces of evidence and links them to the physics explanation. Evidence is mostly specific but may lack a clear statement of how one piece of evidence supports the physics mechanism.</w:t>
+              <w:t xml:space="preserve">Builds a mostly complete chain with one step missing or weakly explained.</w:t>
             </w:r>
           </w:p>
         </w:tc>
@@ -2519,7 +1655,7 @@
                 <w:sz w:val="18"/>
                 <w:szCs w:val="18"/>
               </w:rPr>
-              <w:t xml:space="preserve">Mentions evidence but in a vague or general way (e.g., 'we saw that temperatures are rising' without specifying which evidence or what it shows). Fewer than two distinct pieces of evidence are used, or evidence is not clearly connected to the physics.</w:t>
+              <w:t xml:space="preserve">Gives isolated statements without a connected chain, or explains only one of the two phenomena.</w:t>
             </w:r>
           </w:p>
         </w:tc>
@@ -2553,7 +1689,7 @@
                 <w:sz w:val="18"/>
                 <w:szCs w:val="18"/>
               </w:rPr>
-              <w:t xml:space="preserve">Mitigation and Adaptation Responses Grounded in Physics</w:t>
+              <w:t xml:space="preserve">Distinguishing ideas (ozone, correlation, mechanism)</w:t>
             </w:r>
           </w:p>
         </w:tc>
@@ -2585,7 +1721,7 @@
                 <w:sz w:val="18"/>
                 <w:szCs w:val="18"/>
               </w:rPr>
-              <w:t xml:space="preserve">Describes TWO mitigation and TWO adaptation strategies relevant to Kenya. For each strategy, clearly explains how it is grounded in the physics studied (e.g., reforestation reduces atmospheric CO₂ concentration → reduces radiative forcing; renewable energy stops additional CO₂ emissions → restores energy balance). Distinguishes correctly between mitigation (addressing root cause) and adaptation (adjusting to effects).</w:t>
+              <w:t xml:space="preserve">Clearly separates ozone depletion from the greenhouse effect and the correlation shown in data from the explanation by physics.</w:t>
             </w:r>
           </w:p>
         </w:tc>
@@ -2617,7 +1753,7 @@
                 <w:sz w:val="18"/>
                 <w:szCs w:val="18"/>
               </w:rPr>
-              <w:t xml:space="preserve">Describes at least one mitigation and one adaptation strategy with a correct Kenya-relevant example. The physics connection is explained for most strategies but may be incomplete for one. The distinction between mitigation and adaptation is mostly clear.</w:t>
+              <w:t xml:space="preserve">Separates these ideas with some imprecision.</w:t>
             </w:r>
           </w:p>
         </w:tc>
@@ -2649,7 +1785,7 @@
                 <w:sz w:val="18"/>
                 <w:szCs w:val="18"/>
               </w:rPr>
-              <w:t xml:space="preserve">Describes responses to climate change but does not clearly distinguish between mitigation and adaptation, or does not connect the strategies to the physics studied. Examples may be generic and not specific to Kenya.</w:t>
+              <w:t xml:space="preserve">Confuses ozone depletion with the greenhouse effect or treats correlation as the explanation.</w:t>
             </w:r>
           </w:p>
         </w:tc>
@@ -2683,7 +1819,7 @@
                 <w:sz w:val="18"/>
                 <w:szCs w:val="18"/>
               </w:rPr>
-              <w:t xml:space="preserve">Scientific Communication and Use of Key Terminology</w:t>
+              <w:t xml:space="preserve">Responses and communication</w:t>
             </w:r>
           </w:p>
         </w:tc>
@@ -2715,7 +1851,7 @@
                 <w:sz w:val="18"/>
                 <w:szCs w:val="18"/>
               </w:rPr>
-              <w:t xml:space="preserve">Explanation is clearly structured, logically sequenced, and written in full sentences throughout. Consistently uses key scientific terms correctly and in context (electromagnetic radiation, infrared radiation, greenhouse gases, albedo, feedback loop, energy balance, radiative forcing, etc.). Arguments flow from evidence to reasoning to conclusion in a way that is easy to follow.</w:t>
+              <w:t xml:space="preserve">Suggests Kenyan responses placed at the correct step of the chain, uses the Montreal Protocol as evidence, and writes clearly with correct scientific terms and a relevant open question.</w:t>
             </w:r>
           </w:p>
         </w:tc>
@@ -2747,7 +1883,7 @@
                 <w:sz w:val="18"/>
                 <w:szCs w:val="18"/>
               </w:rPr>
-              <w:t xml:space="preserve">Explanation is mostly clear and logically organised. Most key terms are used correctly, though one or two may be used imprecisely or inconsistently. The argument is generally easy to follow with minor gaps in logical flow.</w:t>
+              <w:t xml:space="preserve">Suggests reasonable responses with limited link to the chain and mostly clear writing.</w:t>
             </w:r>
           </w:p>
         </w:tc>
@@ -2779,7 +1915,7 @@
                 <w:sz w:val="18"/>
                 <w:szCs w:val="18"/>
               </w:rPr>
-              <w:t xml:space="preserve">Explanation is incomplete, disorganised, or difficult to follow in places. Few key scientific terms are used, or they are used incorrectly. The response reads more as a list of facts than a connected scientific argument.</w:t>
+              <w:t xml:space="preserve">Gives vague responses or unclear writing with few scientific terms.</w:t>
             </w:r>
           </w:p>
         </w:tc>
@@ -2903,7 +2039,7 @@
         </w:rPr>
         <w:t xml:space="preserve">© 2026 SeaVuria and ARES. This work is licensed under a </w:t>
       </w:r>
-      <w:hyperlink w:history="1" r:id="rIdd6k3ne2lizygscdyte2yq">
+      <w:hyperlink w:history="1" r:id="rIdt820unvoksmzlnhgk5v2q">
         <w:r>
           <w:rPr>
             <w:rFonts w:ascii="Arial" w:cs="Arial" w:eastAsia="Arial" w:hAnsi="Arial"/>
@@ -2923,7 +2059,7 @@
         </w:rPr>
         <w:t xml:space="preserve"> (</w:t>
       </w:r>
-      <w:hyperlink w:history="1" r:id="rIdnpb9acrwq_wlozfohi6ca">
+      <w:hyperlink w:history="1" r:id="rIdoap70ekmuxhk5jcr0z8hf">
         <w:r>
           <w:rPr>
             <w:rFonts w:ascii="Arial" w:cs="Arial" w:eastAsia="Arial" w:hAnsi="Arial"/>
@@ -2943,7 +2079,7 @@
         </w:rPr>
         <w:t xml:space="preserve">). To view a copy of this license, visit </w:t>
       </w:r>
-      <w:hyperlink w:history="1" r:id="rId7jokbbip8fqlpidhhlmkv">
+      <w:hyperlink w:history="1" r:id="rIdm_dlgcbtyektehvlryzal">
         <w:r>
           <w:rPr>
             <w:rFonts w:ascii="Arial" w:cs="Arial" w:eastAsia="Arial" w:hAnsi="Arial"/>

--- a/data/outputs/v2/Physics/SS4.1_Greenhouse_Effect_and_Climate_Change/Physics_Greenhouse_Effect_and_Climate_Change_FinalExplanation.docx
+++ b/data/outputs/v2/Physics/SS4.1_Greenhouse_Effect_and_Climate_Change/Physics_Greenhouse_Effect_and_Climate_Change_FinalExplanation.docx
@@ -2039,7 +2039,7 @@
         </w:rPr>
         <w:t xml:space="preserve">© 2026 SeaVuria and ARES. This work is licensed under a </w:t>
       </w:r>
-      <w:hyperlink w:history="1" r:id="rIdt820unvoksmzlnhgk5v2q">
+      <w:hyperlink w:history="1" r:id="rIdxmxmqezgmfvsbe-jqr70x">
         <w:r>
           <w:rPr>
             <w:rFonts w:ascii="Arial" w:cs="Arial" w:eastAsia="Arial" w:hAnsi="Arial"/>
@@ -2059,7 +2059,7 @@
         </w:rPr>
         <w:t xml:space="preserve"> (</w:t>
       </w:r>
-      <w:hyperlink w:history="1" r:id="rIdoap70ekmuxhk5jcr0z8hf">
+      <w:hyperlink w:history="1" r:id="rIdipagzoi9pne2b0fkwuvoc">
         <w:r>
           <w:rPr>
             <w:rFonts w:ascii="Arial" w:cs="Arial" w:eastAsia="Arial" w:hAnsi="Arial"/>
@@ -2079,7 +2079,7 @@
         </w:rPr>
         <w:t xml:space="preserve">). To view a copy of this license, visit </w:t>
       </w:r>
-      <w:hyperlink w:history="1" r:id="rIdm_dlgcbtyektehvlryzal">
+      <w:hyperlink w:history="1" r:id="rIddaxloh6pmpkfy0dsnplbj">
         <w:r>
           <w:rPr>
             <w:rFonts w:ascii="Arial" w:cs="Arial" w:eastAsia="Arial" w:hAnsi="Arial"/>

--- a/data/outputs/v2/Physics/SS4.1_Greenhouse_Effect_and_Climate_Change/Physics_Greenhouse_Effect_and_Climate_Change_FinalExplanation.docx
+++ b/data/outputs/v2/Physics/SS4.1_Greenhouse_Effect_and_Climate_Change/Physics_Greenhouse_Effect_and_Climate_Change_FinalExplanation.docx
@@ -2039,7 +2039,7 @@
         </w:rPr>
         <w:t xml:space="preserve">© 2026 SeaVuria and ARES. This work is licensed under a </w:t>
       </w:r>
-      <w:hyperlink w:history="1" r:id="rIdxmxmqezgmfvsbe-jqr70x">
+      <w:hyperlink w:history="1" r:id="rIdk9ecvwgnduvdymsxm1nki">
         <w:r>
           <w:rPr>
             <w:rFonts w:ascii="Arial" w:cs="Arial" w:eastAsia="Arial" w:hAnsi="Arial"/>
@@ -2059,7 +2059,7 @@
         </w:rPr>
         <w:t xml:space="preserve"> (</w:t>
       </w:r>
-      <w:hyperlink w:history="1" r:id="rIdipagzoi9pne2b0fkwuvoc">
+      <w:hyperlink w:history="1" r:id="rId3yaxom_goayemdz3tketp">
         <w:r>
           <w:rPr>
             <w:rFonts w:ascii="Arial" w:cs="Arial" w:eastAsia="Arial" w:hAnsi="Arial"/>
@@ -2079,7 +2079,7 @@
         </w:rPr>
         <w:t xml:space="preserve">). To view a copy of this license, visit </w:t>
       </w:r>
-      <w:hyperlink w:history="1" r:id="rIddaxloh6pmpkfy0dsnplbj">
+      <w:hyperlink w:history="1" r:id="rIdaw-wt4dswrd2yo-nzl81x">
         <w:r>
           <w:rPr>
             <w:rFonts w:ascii="Arial" w:cs="Arial" w:eastAsia="Arial" w:hAnsi="Arial"/>

--- a/data/outputs/v2/Physics/SS4.1_Greenhouse_Effect_and_Climate_Change/Physics_Greenhouse_Effect_and_Climate_Change_FinalExplanation.docx
+++ b/data/outputs/v2/Physics/SS4.1_Greenhouse_Effect_and_Climate_Change/Physics_Greenhouse_Effect_and_Climate_Change_FinalExplanation.docx
@@ -2039,7 +2039,7 @@
         </w:rPr>
         <w:t xml:space="preserve">© 2026 SeaVuria and ARES. This work is licensed under a </w:t>
       </w:r>
-      <w:hyperlink w:history="1" r:id="rIdk9ecvwgnduvdymsxm1nki">
+      <w:hyperlink w:history="1" r:id="rIdkuphqitokiowbky8lxlwr">
         <w:r>
           <w:rPr>
             <w:rFonts w:ascii="Arial" w:cs="Arial" w:eastAsia="Arial" w:hAnsi="Arial"/>
@@ -2059,7 +2059,7 @@
         </w:rPr>
         <w:t xml:space="preserve"> (</w:t>
       </w:r>
-      <w:hyperlink w:history="1" r:id="rId3yaxom_goayemdz3tketp">
+      <w:hyperlink w:history="1" r:id="rId8az8rcpdxfu8agbjkz4lo">
         <w:r>
           <w:rPr>
             <w:rFonts w:ascii="Arial" w:cs="Arial" w:eastAsia="Arial" w:hAnsi="Arial"/>
@@ -2079,7 +2079,7 @@
         </w:rPr>
         <w:t xml:space="preserve">). To view a copy of this license, visit </w:t>
       </w:r>
-      <w:hyperlink w:history="1" r:id="rIdaw-wt4dswrd2yo-nzl81x">
+      <w:hyperlink w:history="1" r:id="rIdfnpyjgyn3_eltvrju1-fm">
         <w:r>
           <w:rPr>
             <w:rFonts w:ascii="Arial" w:cs="Arial" w:eastAsia="Arial" w:hAnsi="Arial"/>

--- a/data/outputs/v2/Physics/SS4.1_Greenhouse_Effect_and_Climate_Change/Physics_Greenhouse_Effect_and_Climate_Change_FinalExplanation.docx
+++ b/data/outputs/v2/Physics/SS4.1_Greenhouse_Effect_and_Climate_Change/Physics_Greenhouse_Effect_and_Climate_Change_FinalExplanation.docx
@@ -2039,7 +2039,7 @@
         </w:rPr>
         <w:t xml:space="preserve">© 2026 SeaVuria and ARES. This work is licensed under a </w:t>
       </w:r>
-      <w:hyperlink w:history="1" r:id="rIdkuphqitokiowbky8lxlwr">
+      <w:hyperlink w:history="1" r:id="rIdz6untry0lxaht-jijcxpt">
         <w:r>
           <w:rPr>
             <w:rFonts w:ascii="Arial" w:cs="Arial" w:eastAsia="Arial" w:hAnsi="Arial"/>
@@ -2059,7 +2059,7 @@
         </w:rPr>
         <w:t xml:space="preserve"> (</w:t>
       </w:r>
-      <w:hyperlink w:history="1" r:id="rId8az8rcpdxfu8agbjkz4lo">
+      <w:hyperlink w:history="1" r:id="rIduwopydtzr4scxjyr3kgbt">
         <w:r>
           <w:rPr>
             <w:rFonts w:ascii="Arial" w:cs="Arial" w:eastAsia="Arial" w:hAnsi="Arial"/>
@@ -2079,7 +2079,7 @@
         </w:rPr>
         <w:t xml:space="preserve">). To view a copy of this license, visit </w:t>
       </w:r>
-      <w:hyperlink w:history="1" r:id="rIdfnpyjgyn3_eltvrju1-fm">
+      <w:hyperlink w:history="1" r:id="rId4_nxj9n8b8jisvt2-gcs_">
         <w:r>
           <w:rPr>
             <w:rFonts w:ascii="Arial" w:cs="Arial" w:eastAsia="Arial" w:hAnsi="Arial"/>

--- a/data/outputs/v2/Physics/SS4.1_Greenhouse_Effect_and_Climate_Change/Physics_Greenhouse_Effect_and_Climate_Change_FinalExplanation.docx
+++ b/data/outputs/v2/Physics/SS4.1_Greenhouse_Effect_and_Climate_Change/Physics_Greenhouse_Effect_and_Climate_Change_FinalExplanation.docx
@@ -4,6 +4,7 @@
   <w:body>
     <w:p>
       <w:pPr>
+        <w:keepNext w:val="false"/>
         <w:spacing w:after="30" w:before="0"/>
         <w:jc w:val="center"/>
       </w:pPr>
@@ -23,6 +24,7 @@
     </w:p>
     <w:p>
       <w:pPr>
+        <w:keepNext w:val="false"/>
         <w:spacing w:after="60" w:before="0"/>
         <w:jc w:val="center"/>
       </w:pPr>
@@ -81,6 +83,7 @@
           </w:tcPr>
           <w:p>
             <w:pPr>
+              <w:keepNext w:val="false"/>
               <w:spacing w:after="40" w:before="0"/>
               <w:jc w:val="center"/>
             </w:pPr>
@@ -116,6 +119,7 @@
           </w:tcPr>
           <w:p>
             <w:pPr>
+              <w:keepNext w:val="false"/>
               <w:spacing w:after="40" w:before="0"/>
               <w:jc w:val="center"/>
             </w:pPr>
@@ -150,6 +154,7 @@
           </w:tcPr>
           <w:p>
             <w:pPr>
+              <w:keepNext w:val="false"/>
               <w:spacing w:after="40" w:before="0"/>
               <w:jc w:val="left"/>
             </w:pPr>
@@ -182,6 +187,7 @@
           </w:tcPr>
           <w:p>
             <w:pPr>
+              <w:keepNext w:val="false"/>
               <w:spacing w:after="40" w:before="0"/>
               <w:jc w:val="left"/>
             </w:pPr>
@@ -216,6 +222,7 @@
           </w:tcPr>
           <w:p>
             <w:pPr>
+              <w:keepNext w:val="false"/>
               <w:spacing w:after="40" w:before="0"/>
               <w:jc w:val="left"/>
             </w:pPr>
@@ -248,6 +255,7 @@
           </w:tcPr>
           <w:p>
             <w:pPr>
+              <w:keepNext w:val="false"/>
               <w:spacing w:after="40" w:before="0"/>
               <w:jc w:val="left"/>
             </w:pPr>
@@ -282,6 +290,7 @@
           </w:tcPr>
           <w:p>
             <w:pPr>
+              <w:keepNext w:val="false"/>
               <w:spacing w:after="40" w:before="0"/>
               <w:jc w:val="left"/>
             </w:pPr>
@@ -314,6 +323,7 @@
           </w:tcPr>
           <w:p>
             <w:pPr>
+              <w:keepNext w:val="false"/>
               <w:spacing w:after="40" w:before="0"/>
               <w:jc w:val="left"/>
             </w:pPr>
@@ -374,6 +384,7 @@
           </w:tcPr>
           <w:p>
             <w:pPr>
+              <w:keepNext w:val="false"/>
               <w:spacing w:after="40" w:before="0"/>
               <w:jc w:val="center"/>
             </w:pPr>
@@ -408,6 +419,7 @@
           </w:tcPr>
           <w:p>
             <w:pPr>
+              <w:keepNext w:val="false"/>
               <w:spacing w:after="40" w:before="0"/>
               <w:jc w:val="left"/>
             </w:pPr>
@@ -467,6 +479,7 @@
           </w:tcPr>
           <w:p>
             <w:pPr>
+              <w:keepNext/>
               <w:spacing w:after="40" w:before="0"/>
               <w:jc w:val="center"/>
             </w:pPr>
@@ -501,6 +514,7 @@
           </w:tcPr>
           <w:p>
             <w:pPr>
+              <w:keepNext/>
               <w:spacing w:after="40" w:before="0"/>
               <w:jc w:val="left"/>
             </w:pPr>
@@ -538,6 +552,7 @@
           </w:tcPr>
           <w:p>
             <w:pPr>
+              <w:keepNext w:val="false"/>
               <w:spacing w:after="40" w:before="0"/>
               <w:jc w:val="left"/>
             </w:pPr>
@@ -597,6 +612,7 @@
           </w:tcPr>
           <w:p>
             <w:pPr>
+              <w:keepNext/>
               <w:spacing w:after="40" w:before="0"/>
               <w:jc w:val="center"/>
             </w:pPr>
@@ -631,6 +647,7 @@
           </w:tcPr>
           <w:p>
             <w:pPr>
+              <w:keepNext/>
               <w:spacing w:after="40" w:before="0"/>
               <w:jc w:val="left"/>
             </w:pPr>
@@ -668,6 +685,7 @@
           </w:tcPr>
           <w:p>
             <w:pPr>
+              <w:keepNext w:val="false"/>
               <w:spacing w:after="40" w:before="0"/>
               <w:jc w:val="left"/>
             </w:pPr>
@@ -727,6 +745,7 @@
           </w:tcPr>
           <w:p>
             <w:pPr>
+              <w:keepNext/>
               <w:spacing w:after="40" w:before="0"/>
               <w:jc w:val="center"/>
             </w:pPr>
@@ -761,6 +780,7 @@
           </w:tcPr>
           <w:p>
             <w:pPr>
+              <w:keepNext/>
               <w:spacing w:after="40" w:before="0"/>
               <w:jc w:val="left"/>
             </w:pPr>
@@ -798,6 +818,7 @@
           </w:tcPr>
           <w:p>
             <w:pPr>
+              <w:keepNext w:val="false"/>
               <w:spacing w:after="40" w:before="0"/>
               <w:jc w:val="left"/>
             </w:pPr>
@@ -857,6 +878,7 @@
           </w:tcPr>
           <w:p>
             <w:pPr>
+              <w:keepNext/>
               <w:spacing w:after="40" w:before="0"/>
               <w:jc w:val="center"/>
             </w:pPr>
@@ -891,6 +913,7 @@
           </w:tcPr>
           <w:p>
             <w:pPr>
+              <w:keepNext/>
               <w:spacing w:after="40" w:before="0"/>
               <w:jc w:val="left"/>
             </w:pPr>
@@ -928,6 +951,7 @@
           </w:tcPr>
           <w:p>
             <w:pPr>
+              <w:keepNext w:val="false"/>
               <w:spacing w:after="40" w:before="0"/>
               <w:jc w:val="left"/>
             </w:pPr>
@@ -987,6 +1011,7 @@
           </w:tcPr>
           <w:p>
             <w:pPr>
+              <w:keepNext/>
               <w:spacing w:after="40" w:before="0"/>
               <w:jc w:val="center"/>
             </w:pPr>
@@ -1021,6 +1046,7 @@
           </w:tcPr>
           <w:p>
             <w:pPr>
+              <w:keepNext/>
               <w:spacing w:after="40" w:before="0"/>
               <w:jc w:val="left"/>
             </w:pPr>
@@ -1058,6 +1084,7 @@
           </w:tcPr>
           <w:p>
             <w:pPr>
+              <w:keepNext w:val="false"/>
               <w:spacing w:after="40" w:before="0"/>
               <w:jc w:val="left"/>
             </w:pPr>
@@ -1121,6 +1148,7 @@
           </w:tcPr>
           <w:p>
             <w:pPr>
+              <w:keepNext w:val="false"/>
               <w:spacing w:after="40" w:before="0"/>
               <w:jc w:val="center"/>
             </w:pPr>
@@ -1155,6 +1183,7 @@
           </w:tcPr>
           <w:p>
             <w:pPr>
+              <w:keepNext w:val="false"/>
               <w:spacing w:after="40" w:before="0"/>
               <w:jc w:val="left"/>
             </w:pPr>
@@ -1187,6 +1216,7 @@
           </w:tcPr>
           <w:p>
             <w:pPr>
+              <w:keepNext w:val="false"/>
               <w:spacing w:after="40" w:before="0"/>
               <w:jc w:val="left"/>
             </w:pPr>
@@ -1219,6 +1249,7 @@
           </w:tcPr>
           <w:p>
             <w:pPr>
+              <w:keepNext w:val="false"/>
               <w:spacing w:after="40" w:before="0"/>
               <w:jc w:val="left"/>
             </w:pPr>
@@ -1251,6 +1282,7 @@
           </w:tcPr>
           <w:p>
             <w:pPr>
+              <w:keepNext w:val="false"/>
               <w:spacing w:after="40" w:before="0"/>
               <w:jc w:val="left"/>
             </w:pPr>
@@ -1285,6 +1317,7 @@
           </w:tcPr>
           <w:p>
             <w:pPr>
+              <w:keepNext w:val="false"/>
               <w:spacing w:after="40" w:before="0"/>
               <w:jc w:val="left"/>
             </w:pPr>
@@ -1317,6 +1350,7 @@
           </w:tcPr>
           <w:p>
             <w:pPr>
+              <w:keepNext w:val="false"/>
               <w:spacing w:after="40" w:before="0"/>
               <w:jc w:val="left"/>
             </w:pPr>
@@ -1349,6 +1383,7 @@
           </w:tcPr>
           <w:p>
             <w:pPr>
+              <w:keepNext w:val="false"/>
               <w:spacing w:after="40" w:before="0"/>
               <w:jc w:val="left"/>
             </w:pPr>
@@ -1381,6 +1416,7 @@
           </w:tcPr>
           <w:p>
             <w:pPr>
+              <w:keepNext w:val="false"/>
               <w:spacing w:after="40" w:before="0"/>
               <w:jc w:val="left"/>
             </w:pPr>
@@ -1415,6 +1451,7 @@
           </w:tcPr>
           <w:p>
             <w:pPr>
+              <w:keepNext w:val="false"/>
               <w:spacing w:after="40" w:before="0"/>
               <w:jc w:val="left"/>
             </w:pPr>
@@ -1447,6 +1484,7 @@
           </w:tcPr>
           <w:p>
             <w:pPr>
+              <w:keepNext w:val="false"/>
               <w:spacing w:after="40" w:before="0"/>
               <w:jc w:val="left"/>
             </w:pPr>
@@ -1479,6 +1517,7 @@
           </w:tcPr>
           <w:p>
             <w:pPr>
+              <w:keepNext w:val="false"/>
               <w:spacing w:after="40" w:before="0"/>
               <w:jc w:val="left"/>
             </w:pPr>
@@ -1511,6 +1550,7 @@
           </w:tcPr>
           <w:p>
             <w:pPr>
+              <w:keepNext w:val="false"/>
               <w:spacing w:after="40" w:before="0"/>
               <w:jc w:val="left"/>
             </w:pPr>
@@ -1545,6 +1585,7 @@
           </w:tcPr>
           <w:p>
             <w:pPr>
+              <w:keepNext w:val="false"/>
               <w:spacing w:after="40" w:before="0"/>
               <w:jc w:val="left"/>
             </w:pPr>
@@ -1577,6 +1618,7 @@
           </w:tcPr>
           <w:p>
             <w:pPr>
+              <w:keepNext w:val="false"/>
               <w:spacing w:after="40" w:before="0"/>
               <w:jc w:val="left"/>
             </w:pPr>
@@ -1609,6 +1651,7 @@
           </w:tcPr>
           <w:p>
             <w:pPr>
+              <w:keepNext w:val="false"/>
               <w:spacing w:after="40" w:before="0"/>
               <w:jc w:val="left"/>
             </w:pPr>
@@ -1641,6 +1684,7 @@
           </w:tcPr>
           <w:p>
             <w:pPr>
+              <w:keepNext w:val="false"/>
               <w:spacing w:after="40" w:before="0"/>
               <w:jc w:val="left"/>
             </w:pPr>
@@ -1675,6 +1719,7 @@
           </w:tcPr>
           <w:p>
             <w:pPr>
+              <w:keepNext w:val="false"/>
               <w:spacing w:after="40" w:before="0"/>
               <w:jc w:val="left"/>
             </w:pPr>
@@ -1707,6 +1752,7 @@
           </w:tcPr>
           <w:p>
             <w:pPr>
+              <w:keepNext w:val="false"/>
               <w:spacing w:after="40" w:before="0"/>
               <w:jc w:val="left"/>
             </w:pPr>
@@ -1739,6 +1785,7 @@
           </w:tcPr>
           <w:p>
             <w:pPr>
+              <w:keepNext w:val="false"/>
               <w:spacing w:after="40" w:before="0"/>
               <w:jc w:val="left"/>
             </w:pPr>
@@ -1771,6 +1818,7 @@
           </w:tcPr>
           <w:p>
             <w:pPr>
+              <w:keepNext w:val="false"/>
               <w:spacing w:after="40" w:before="0"/>
               <w:jc w:val="left"/>
             </w:pPr>
@@ -1805,6 +1853,7 @@
           </w:tcPr>
           <w:p>
             <w:pPr>
+              <w:keepNext w:val="false"/>
               <w:spacing w:after="40" w:before="0"/>
               <w:jc w:val="left"/>
             </w:pPr>
@@ -1837,6 +1886,7 @@
           </w:tcPr>
           <w:p>
             <w:pPr>
+              <w:keepNext w:val="false"/>
               <w:spacing w:after="40" w:before="0"/>
               <w:jc w:val="left"/>
             </w:pPr>
@@ -1869,6 +1919,7 @@
           </w:tcPr>
           <w:p>
             <w:pPr>
+              <w:keepNext w:val="false"/>
               <w:spacing w:after="40" w:before="0"/>
               <w:jc w:val="left"/>
             </w:pPr>
@@ -1901,6 +1952,7 @@
           </w:tcPr>
           <w:p>
             <w:pPr>
+              <w:keepNext w:val="false"/>
               <w:spacing w:after="40" w:before="0"/>
               <w:jc w:val="left"/>
             </w:pPr>
@@ -2039,7 +2091,7 @@
         </w:rPr>
         <w:t xml:space="preserve">© 2026 SeaVuria and ARES. This work is licensed under a </w:t>
       </w:r>
-      <w:hyperlink w:history="1" r:id="rIdz6untry0lxaht-jijcxpt">
+      <w:hyperlink w:history="1" r:id="rIdscjidfiy7-mf5zoz4k7bs">
         <w:r>
           <w:rPr>
             <w:rFonts w:ascii="Arial" w:cs="Arial" w:eastAsia="Arial" w:hAnsi="Arial"/>
@@ -2059,7 +2111,7 @@
         </w:rPr>
         <w:t xml:space="preserve"> (</w:t>
       </w:r>
-      <w:hyperlink w:history="1" r:id="rIduwopydtzr4scxjyr3kgbt">
+      <w:hyperlink w:history="1" r:id="rId0_lxv-3zjei3b2xu0u2vd">
         <w:r>
           <w:rPr>
             <w:rFonts w:ascii="Arial" w:cs="Arial" w:eastAsia="Arial" w:hAnsi="Arial"/>
@@ -2079,7 +2131,7 @@
         </w:rPr>
         <w:t xml:space="preserve">). To view a copy of this license, visit </w:t>
       </w:r>
-      <w:hyperlink w:history="1" r:id="rId4_nxj9n8b8jisvt2-gcs_">
+      <w:hyperlink w:history="1" r:id="rIdc-ttfs33jdkv73shjzqub">
         <w:r>
           <w:rPr>
             <w:rFonts w:ascii="Arial" w:cs="Arial" w:eastAsia="Arial" w:hAnsi="Arial"/>

--- a/data/outputs/v2/Physics/SS4.1_Greenhouse_Effect_and_Climate_Change/Physics_Greenhouse_Effect_and_Climate_Change_FinalExplanation.docx
+++ b/data/outputs/v2/Physics/SS4.1_Greenhouse_Effect_and_Climate_Change/Physics_Greenhouse_Effect_and_Climate_Change_FinalExplanation.docx
@@ -2091,7 +2091,7 @@
         </w:rPr>
         <w:t xml:space="preserve">© 2026 SeaVuria and ARES. This work is licensed under a </w:t>
       </w:r>
-      <w:hyperlink w:history="1" r:id="rIdscjidfiy7-mf5zoz4k7bs">
+      <w:hyperlink w:history="1" r:id="rIdsnzzcnwpnlymsi1qjmadb">
         <w:r>
           <w:rPr>
             <w:rFonts w:ascii="Arial" w:cs="Arial" w:eastAsia="Arial" w:hAnsi="Arial"/>
@@ -2111,7 +2111,7 @@
         </w:rPr>
         <w:t xml:space="preserve"> (</w:t>
       </w:r>
-      <w:hyperlink w:history="1" r:id="rId0_lxv-3zjei3b2xu0u2vd">
+      <w:hyperlink w:history="1" r:id="rId9mv6lgedrrcsg60aocaju">
         <w:r>
           <w:rPr>
             <w:rFonts w:ascii="Arial" w:cs="Arial" w:eastAsia="Arial" w:hAnsi="Arial"/>
@@ -2131,7 +2131,7 @@
         </w:rPr>
         <w:t xml:space="preserve">). To view a copy of this license, visit </w:t>
       </w:r>
-      <w:hyperlink w:history="1" r:id="rIdc-ttfs33jdkv73shjzqub">
+      <w:hyperlink w:history="1" r:id="rId2k1dpnqp6onh5ivaa6tg0">
         <w:r>
           <w:rPr>
             <w:rFonts w:ascii="Arial" w:cs="Arial" w:eastAsia="Arial" w:hAnsi="Arial"/>
